--- a/uk-cca-app-api/src/main/resources/templates/ca/england/AA_L003_Underlying_Agreement_Activated.docx
+++ b/uk-cca-app-api/src/main/resources/templates/ca/england/AA_L003_Underlying_Agreement_Activated.docx
@@ -1,6 +1,6 @@
 
 <file path=word/document.xml><?xml version="1.0" encoding="utf-8"?>
-<w:document xmlns:wpc="http://schemas.microsoft.com/office/word/2010/wordprocessingCanvas" xmlns:cx="http://schemas.microsoft.com/office/drawing/2014/chartex" xmlns:cx1="http://schemas.microsoft.com/office/drawing/2015/9/8/chartex" xmlns:cx2="http://schemas.microsoft.com/office/drawing/2015/10/21/chartex" xmlns:cx3="http://schemas.microsoft.com/office/drawing/2016/5/9/chartex" xmlns:cx4="http://schemas.microsoft.com/office/drawing/2016/5/10/chartex" xmlns:cx5="http://schemas.microsoft.com/office/drawing/2016/5/11/chartex" xmlns:cx6="http://schemas.microsoft.com/office/drawing/2016/5/12/chartex" xmlns:cx7="http://schemas.microsoft.com/office/drawing/2016/5/13/chartex" xmlns:cx8="http://schemas.microsoft.com/office/drawing/2016/5/14/chartex" xmlns:mc="http://schemas.openxmlformats.org/markup-compatibility/2006" xmlns:aink="http://schemas.microsoft.com/office/drawing/2016/ink" xmlns:am3d="http://schemas.microsoft.com/office/drawing/2017/model3d" xmlns:o="urn:schemas-microsoft-com:office:office" xmlns:r="http://schemas.openxmlformats.org/officeDocument/2006/relationships" xmlns:m="http://schemas.openxmlformats.org/officeDocument/2006/math" xmlns:v="urn:schemas-microsoft-com:vml" xmlns:wp14="http://schemas.microsoft.com/office/word/2010/wordprocessingDrawing" xmlns:wp="http://schemas.openxmlformats.org/drawingml/2006/wordprocessingDrawing" xmlns:w10="urn:schemas-microsoft-com:office:word" xmlns:w="http://schemas.openxmlformats.org/wordprocessingml/2006/main" xmlns:w14="http://schemas.microsoft.com/office/word/2010/wordml" xmlns:w15="http://schemas.microsoft.com/office/word/2012/wordml" xmlns:w16cex="http://schemas.microsoft.com/office/word/2018/wordml/cex" xmlns:w16cid="http://schemas.microsoft.com/office/word/2016/wordml/cid" xmlns:w16="http://schemas.microsoft.com/office/word/2018/wordml" xmlns:w16sdtdh="http://schemas.microsoft.com/office/word/2020/wordml/sdtdatahash" xmlns:w16se="http://schemas.microsoft.com/office/word/2015/wordml/symex" xmlns:wpg="http://schemas.microsoft.com/office/word/2010/wordprocessingGroup" xmlns:wpi="http://schemas.microsoft.com/office/word/2010/wordprocessingInk" xmlns:wne="http://schemas.microsoft.com/office/word/2006/wordml" xmlns:wps="http://schemas.microsoft.com/office/word/2010/wordprocessingShape" mc:Ignorable="w14 w15 w16se w16cid w16 w16cex w16sdtdh wp14">
+<w:document xmlns:wpc="http://schemas.microsoft.com/office/word/2010/wordprocessingCanvas" xmlns:cx="http://schemas.microsoft.com/office/drawing/2014/chartex" xmlns:cx1="http://schemas.microsoft.com/office/drawing/2015/9/8/chartex" xmlns:cx2="http://schemas.microsoft.com/office/drawing/2015/10/21/chartex" xmlns:cx3="http://schemas.microsoft.com/office/drawing/2016/5/9/chartex" xmlns:cx4="http://schemas.microsoft.com/office/drawing/2016/5/10/chartex" xmlns:cx5="http://schemas.microsoft.com/office/drawing/2016/5/11/chartex" xmlns:cx6="http://schemas.microsoft.com/office/drawing/2016/5/12/chartex" xmlns:cx7="http://schemas.microsoft.com/office/drawing/2016/5/13/chartex" xmlns:cx8="http://schemas.microsoft.com/office/drawing/2016/5/14/chartex" xmlns:mc="http://schemas.openxmlformats.org/markup-compatibility/2006" xmlns:aink="http://schemas.microsoft.com/office/drawing/2016/ink" xmlns:am3d="http://schemas.microsoft.com/office/drawing/2017/model3d" xmlns:o="urn:schemas-microsoft-com:office:office" xmlns:oel="http://schemas.microsoft.com/office/2019/extlst" xmlns:r="http://schemas.openxmlformats.org/officeDocument/2006/relationships" xmlns:m="http://schemas.openxmlformats.org/officeDocument/2006/math" xmlns:v="urn:schemas-microsoft-com:vml" xmlns:wp14="http://schemas.microsoft.com/office/word/2010/wordprocessingDrawing" xmlns:wp="http://schemas.openxmlformats.org/drawingml/2006/wordprocessingDrawing" xmlns:w10="urn:schemas-microsoft-com:office:word" xmlns:w="http://schemas.openxmlformats.org/wordprocessingml/2006/main" xmlns:w14="http://schemas.microsoft.com/office/word/2010/wordml" xmlns:w15="http://schemas.microsoft.com/office/word/2012/wordml" xmlns:w16cex="http://schemas.microsoft.com/office/word/2018/wordml/cex" xmlns:w16cid="http://schemas.microsoft.com/office/word/2016/wordml/cid" xmlns:w16="http://schemas.microsoft.com/office/word/2018/wordml" xmlns:w16sdtdh="http://schemas.microsoft.com/office/word/2020/wordml/sdtdatahash" xmlns:w16se="http://schemas.microsoft.com/office/word/2015/wordml/symex" xmlns:wpg="http://schemas.microsoft.com/office/word/2010/wordprocessingGroup" xmlns:wpi="http://schemas.microsoft.com/office/word/2010/wordprocessingInk" xmlns:wne="http://schemas.microsoft.com/office/word/2006/wordml" xmlns:wps="http://schemas.microsoft.com/office/word/2010/wordprocessingShape" mc:Ignorable="w14 w15 w16se w16cid w16 w16cex w16sdtdh wp14">
   <w:body>
     <w:p>
       <w:pPr>
@@ -437,6 +437,7 @@
         <w:rPr>
           <w:sz w:val="20"/>
           <w:szCs w:val="20"/>
+          <w:lang w:val="en-US"/>
         </w:rPr>
       </w:pPr>
       <w:r>
@@ -488,6 +489,14 @@
           <w:szCs w:val="20"/>
         </w:rPr>
         <w:t>,</w:t>
+      </w:r>
+      <w:r>
+        <w:rPr>
+          <w:sz w:val="20"/>
+          <w:szCs w:val="20"/>
+          <w:lang w:val="en-US"/>
+        </w:rPr>
+        <w:t xml:space="preserve"> </w:t>
       </w:r>
     </w:p>
     <w:p>
@@ -1597,23 +1606,13 @@
         </w:rPr>
         <w:fldChar w:fldCharType="separate"/>
       </w:r>
-      <w:proofErr w:type="gramStart"/>
       <w:r>
         <w:rPr>
           <w:rFonts w:cs="Arial"/>
           <w:sz w:val="20"/>
           <w:szCs w:val="18"/>
         </w:rPr>
-        <w:t>«[</w:t>
-      </w:r>
-      <w:proofErr w:type="gramEnd"/>
-      <w:r>
-        <w:rPr>
-          <w:rFonts w:cs="Arial"/>
-          <w:sz w:val="20"/>
-          <w:szCs w:val="18"/>
-        </w:rPr>
-        <w:t>#list email.ccRecipients as cc]»</w:t>
+        <w:t>«[#list email.ccRecipients as cc]»</w:t>
       </w:r>
       <w:r>
         <w:rPr>
@@ -1724,7 +1723,7 @@
 </file>
 
 <file path=word/endnotes.xml><?xml version="1.0" encoding="utf-8"?>
-<w:endnotes xmlns:wpc="http://schemas.microsoft.com/office/word/2010/wordprocessingCanvas" xmlns:cx="http://schemas.microsoft.com/office/drawing/2014/chartex" xmlns:cx1="http://schemas.microsoft.com/office/drawing/2015/9/8/chartex" xmlns:cx2="http://schemas.microsoft.com/office/drawing/2015/10/21/chartex" xmlns:cx3="http://schemas.microsoft.com/office/drawing/2016/5/9/chartex" xmlns:cx4="http://schemas.microsoft.com/office/drawing/2016/5/10/chartex" xmlns:cx5="http://schemas.microsoft.com/office/drawing/2016/5/11/chartex" xmlns:cx6="http://schemas.microsoft.com/office/drawing/2016/5/12/chartex" xmlns:cx7="http://schemas.microsoft.com/office/drawing/2016/5/13/chartex" xmlns:cx8="http://schemas.microsoft.com/office/drawing/2016/5/14/chartex" xmlns:mc="http://schemas.openxmlformats.org/markup-compatibility/2006" xmlns:aink="http://schemas.microsoft.com/office/drawing/2016/ink" xmlns:am3d="http://schemas.microsoft.com/office/drawing/2017/model3d" xmlns:o="urn:schemas-microsoft-com:office:office" xmlns:r="http://schemas.openxmlformats.org/officeDocument/2006/relationships" xmlns:m="http://schemas.openxmlformats.org/officeDocument/2006/math" xmlns:v="urn:schemas-microsoft-com:vml" xmlns:wp14="http://schemas.microsoft.com/office/word/2010/wordprocessingDrawing" xmlns:wp="http://schemas.openxmlformats.org/drawingml/2006/wordprocessingDrawing" xmlns:w10="urn:schemas-microsoft-com:office:word" xmlns:w="http://schemas.openxmlformats.org/wordprocessingml/2006/main" xmlns:w14="http://schemas.microsoft.com/office/word/2010/wordml" xmlns:w15="http://schemas.microsoft.com/office/word/2012/wordml" xmlns:w16cex="http://schemas.microsoft.com/office/word/2018/wordml/cex" xmlns:w16cid="http://schemas.microsoft.com/office/word/2016/wordml/cid" xmlns:w16="http://schemas.microsoft.com/office/word/2018/wordml" xmlns:w16sdtdh="http://schemas.microsoft.com/office/word/2020/wordml/sdtdatahash" xmlns:w16se="http://schemas.microsoft.com/office/word/2015/wordml/symex" xmlns:wpg="http://schemas.microsoft.com/office/word/2010/wordprocessingGroup" xmlns:wpi="http://schemas.microsoft.com/office/word/2010/wordprocessingInk" xmlns:wne="http://schemas.microsoft.com/office/word/2006/wordml" xmlns:wps="http://schemas.microsoft.com/office/word/2010/wordprocessingShape" mc:Ignorable="w14 w15 w16se w16cid w16 w16cex w16sdtdh wp14">
+<w:endnotes xmlns:wpc="http://schemas.microsoft.com/office/word/2010/wordprocessingCanvas" xmlns:cx="http://schemas.microsoft.com/office/drawing/2014/chartex" xmlns:cx1="http://schemas.microsoft.com/office/drawing/2015/9/8/chartex" xmlns:cx2="http://schemas.microsoft.com/office/drawing/2015/10/21/chartex" xmlns:cx3="http://schemas.microsoft.com/office/drawing/2016/5/9/chartex" xmlns:cx4="http://schemas.microsoft.com/office/drawing/2016/5/10/chartex" xmlns:cx5="http://schemas.microsoft.com/office/drawing/2016/5/11/chartex" xmlns:cx6="http://schemas.microsoft.com/office/drawing/2016/5/12/chartex" xmlns:cx7="http://schemas.microsoft.com/office/drawing/2016/5/13/chartex" xmlns:cx8="http://schemas.microsoft.com/office/drawing/2016/5/14/chartex" xmlns:mc="http://schemas.openxmlformats.org/markup-compatibility/2006" xmlns:aink="http://schemas.microsoft.com/office/drawing/2016/ink" xmlns:am3d="http://schemas.microsoft.com/office/drawing/2017/model3d" xmlns:o="urn:schemas-microsoft-com:office:office" xmlns:oel="http://schemas.microsoft.com/office/2019/extlst" xmlns:r="http://schemas.openxmlformats.org/officeDocument/2006/relationships" xmlns:m="http://schemas.openxmlformats.org/officeDocument/2006/math" xmlns:v="urn:schemas-microsoft-com:vml" xmlns:wp14="http://schemas.microsoft.com/office/word/2010/wordprocessingDrawing" xmlns:wp="http://schemas.openxmlformats.org/drawingml/2006/wordprocessingDrawing" xmlns:w10="urn:schemas-microsoft-com:office:word" xmlns:w="http://schemas.openxmlformats.org/wordprocessingml/2006/main" xmlns:w14="http://schemas.microsoft.com/office/word/2010/wordml" xmlns:w15="http://schemas.microsoft.com/office/word/2012/wordml" xmlns:w16cex="http://schemas.microsoft.com/office/word/2018/wordml/cex" xmlns:w16cid="http://schemas.microsoft.com/office/word/2016/wordml/cid" xmlns:w16="http://schemas.microsoft.com/office/word/2018/wordml" xmlns:w16sdtdh="http://schemas.microsoft.com/office/word/2020/wordml/sdtdatahash" xmlns:w16se="http://schemas.microsoft.com/office/word/2015/wordml/symex" xmlns:wpg="http://schemas.microsoft.com/office/word/2010/wordprocessingGroup" xmlns:wpi="http://schemas.microsoft.com/office/word/2010/wordprocessingInk" xmlns:wne="http://schemas.microsoft.com/office/word/2006/wordml" xmlns:wps="http://schemas.microsoft.com/office/word/2010/wordprocessingShape" mc:Ignorable="w14 w15 w16se w16cid w16 w16cex w16sdtdh wp14">
   <w:endnote w:type="separator" w:id="-1">
     <w:p>
       <w:r>
@@ -1743,7 +1742,7 @@
 </file>
 
 <file path=word/footer1.xml><?xml version="1.0" encoding="utf-8"?>
-<w:ftr xmlns:wpc="http://schemas.microsoft.com/office/word/2010/wordprocessingCanvas" xmlns:cx="http://schemas.microsoft.com/office/drawing/2014/chartex" xmlns:cx1="http://schemas.microsoft.com/office/drawing/2015/9/8/chartex" xmlns:cx2="http://schemas.microsoft.com/office/drawing/2015/10/21/chartex" xmlns:cx3="http://schemas.microsoft.com/office/drawing/2016/5/9/chartex" xmlns:cx4="http://schemas.microsoft.com/office/drawing/2016/5/10/chartex" xmlns:cx5="http://schemas.microsoft.com/office/drawing/2016/5/11/chartex" xmlns:cx6="http://schemas.microsoft.com/office/drawing/2016/5/12/chartex" xmlns:cx7="http://schemas.microsoft.com/office/drawing/2016/5/13/chartex" xmlns:cx8="http://schemas.microsoft.com/office/drawing/2016/5/14/chartex" xmlns:mc="http://schemas.openxmlformats.org/markup-compatibility/2006" xmlns:aink="http://schemas.microsoft.com/office/drawing/2016/ink" xmlns:am3d="http://schemas.microsoft.com/office/drawing/2017/model3d" xmlns:o="urn:schemas-microsoft-com:office:office" xmlns:r="http://schemas.openxmlformats.org/officeDocument/2006/relationships" xmlns:m="http://schemas.openxmlformats.org/officeDocument/2006/math" xmlns:v="urn:schemas-microsoft-com:vml" xmlns:wp14="http://schemas.microsoft.com/office/word/2010/wordprocessingDrawing" xmlns:wp="http://schemas.openxmlformats.org/drawingml/2006/wordprocessingDrawing" xmlns:w10="urn:schemas-microsoft-com:office:word" xmlns:w="http://schemas.openxmlformats.org/wordprocessingml/2006/main" xmlns:w14="http://schemas.microsoft.com/office/word/2010/wordml" xmlns:w15="http://schemas.microsoft.com/office/word/2012/wordml" xmlns:w16cex="http://schemas.microsoft.com/office/word/2018/wordml/cex" xmlns:w16cid="http://schemas.microsoft.com/office/word/2016/wordml/cid" xmlns:w16="http://schemas.microsoft.com/office/word/2018/wordml" xmlns:w16sdtdh="http://schemas.microsoft.com/office/word/2020/wordml/sdtdatahash" xmlns:w16se="http://schemas.microsoft.com/office/word/2015/wordml/symex" xmlns:wpg="http://schemas.microsoft.com/office/word/2010/wordprocessingGroup" xmlns:wpi="http://schemas.microsoft.com/office/word/2010/wordprocessingInk" xmlns:wne="http://schemas.microsoft.com/office/word/2006/wordml" xmlns:wps="http://schemas.microsoft.com/office/word/2010/wordprocessingShape" mc:Ignorable="w14 w15 w16se w16cid w16 w16cex w16sdtdh wp14">
+<w:ftr xmlns:wpc="http://schemas.microsoft.com/office/word/2010/wordprocessingCanvas" xmlns:cx="http://schemas.microsoft.com/office/drawing/2014/chartex" xmlns:cx1="http://schemas.microsoft.com/office/drawing/2015/9/8/chartex" xmlns:cx2="http://schemas.microsoft.com/office/drawing/2015/10/21/chartex" xmlns:cx3="http://schemas.microsoft.com/office/drawing/2016/5/9/chartex" xmlns:cx4="http://schemas.microsoft.com/office/drawing/2016/5/10/chartex" xmlns:cx5="http://schemas.microsoft.com/office/drawing/2016/5/11/chartex" xmlns:cx6="http://schemas.microsoft.com/office/drawing/2016/5/12/chartex" xmlns:cx7="http://schemas.microsoft.com/office/drawing/2016/5/13/chartex" xmlns:cx8="http://schemas.microsoft.com/office/drawing/2016/5/14/chartex" xmlns:mc="http://schemas.openxmlformats.org/markup-compatibility/2006" xmlns:aink="http://schemas.microsoft.com/office/drawing/2016/ink" xmlns:am3d="http://schemas.microsoft.com/office/drawing/2017/model3d" xmlns:o="urn:schemas-microsoft-com:office:office" xmlns:oel="http://schemas.microsoft.com/office/2019/extlst" xmlns:r="http://schemas.openxmlformats.org/officeDocument/2006/relationships" xmlns:m="http://schemas.openxmlformats.org/officeDocument/2006/math" xmlns:v="urn:schemas-microsoft-com:vml" xmlns:wp14="http://schemas.microsoft.com/office/word/2010/wordprocessingDrawing" xmlns:wp="http://schemas.openxmlformats.org/drawingml/2006/wordprocessingDrawing" xmlns:w10="urn:schemas-microsoft-com:office:word" xmlns:w="http://schemas.openxmlformats.org/wordprocessingml/2006/main" xmlns:w14="http://schemas.microsoft.com/office/word/2010/wordml" xmlns:w15="http://schemas.microsoft.com/office/word/2012/wordml" xmlns:w16cex="http://schemas.microsoft.com/office/word/2018/wordml/cex" xmlns:w16cid="http://schemas.microsoft.com/office/word/2016/wordml/cid" xmlns:w16="http://schemas.microsoft.com/office/word/2018/wordml" xmlns:w16sdtdh="http://schemas.microsoft.com/office/word/2020/wordml/sdtdatahash" xmlns:w16se="http://schemas.microsoft.com/office/word/2015/wordml/symex" xmlns:wpg="http://schemas.microsoft.com/office/word/2010/wordprocessingGroup" xmlns:wpi="http://schemas.microsoft.com/office/word/2010/wordprocessingInk" xmlns:wne="http://schemas.microsoft.com/office/word/2006/wordml" xmlns:wps="http://schemas.microsoft.com/office/word/2010/wordprocessingShape" mc:Ignorable="w14 w15 w16se w16cid w16 w16cex w16sdtdh wp14">
   <w:p>
     <w:pPr>
       <w:pStyle w:val="Footer"/>
@@ -1823,7 +1822,7 @@
 </file>
 
 <file path=word/footer2.xml><?xml version="1.0" encoding="utf-8"?>
-<w:ftr xmlns:wpc="http://schemas.microsoft.com/office/word/2010/wordprocessingCanvas" xmlns:cx="http://schemas.microsoft.com/office/drawing/2014/chartex" xmlns:cx1="http://schemas.microsoft.com/office/drawing/2015/9/8/chartex" xmlns:cx2="http://schemas.microsoft.com/office/drawing/2015/10/21/chartex" xmlns:cx3="http://schemas.microsoft.com/office/drawing/2016/5/9/chartex" xmlns:cx4="http://schemas.microsoft.com/office/drawing/2016/5/10/chartex" xmlns:cx5="http://schemas.microsoft.com/office/drawing/2016/5/11/chartex" xmlns:cx6="http://schemas.microsoft.com/office/drawing/2016/5/12/chartex" xmlns:cx7="http://schemas.microsoft.com/office/drawing/2016/5/13/chartex" xmlns:cx8="http://schemas.microsoft.com/office/drawing/2016/5/14/chartex" xmlns:mc="http://schemas.openxmlformats.org/markup-compatibility/2006" xmlns:aink="http://schemas.microsoft.com/office/drawing/2016/ink" xmlns:am3d="http://schemas.microsoft.com/office/drawing/2017/model3d" xmlns:o="urn:schemas-microsoft-com:office:office" xmlns:r="http://schemas.openxmlformats.org/officeDocument/2006/relationships" xmlns:m="http://schemas.openxmlformats.org/officeDocument/2006/math" xmlns:v="urn:schemas-microsoft-com:vml" xmlns:wp14="http://schemas.microsoft.com/office/word/2010/wordprocessingDrawing" xmlns:wp="http://schemas.openxmlformats.org/drawingml/2006/wordprocessingDrawing" xmlns:w10="urn:schemas-microsoft-com:office:word" xmlns:w="http://schemas.openxmlformats.org/wordprocessingml/2006/main" xmlns:w14="http://schemas.microsoft.com/office/word/2010/wordml" xmlns:w15="http://schemas.microsoft.com/office/word/2012/wordml" xmlns:w16cex="http://schemas.microsoft.com/office/word/2018/wordml/cex" xmlns:w16cid="http://schemas.microsoft.com/office/word/2016/wordml/cid" xmlns:w16="http://schemas.microsoft.com/office/word/2018/wordml" xmlns:w16sdtdh="http://schemas.microsoft.com/office/word/2020/wordml/sdtdatahash" xmlns:w16se="http://schemas.microsoft.com/office/word/2015/wordml/symex" xmlns:wpg="http://schemas.microsoft.com/office/word/2010/wordprocessingGroup" xmlns:wpi="http://schemas.microsoft.com/office/word/2010/wordprocessingInk" xmlns:wne="http://schemas.microsoft.com/office/word/2006/wordml" xmlns:wps="http://schemas.microsoft.com/office/word/2010/wordprocessingShape" mc:Ignorable="w14 w15 w16se w16cid w16 w16cex w16sdtdh wp14">
+<w:ftr xmlns:wpc="http://schemas.microsoft.com/office/word/2010/wordprocessingCanvas" xmlns:cx="http://schemas.microsoft.com/office/drawing/2014/chartex" xmlns:cx1="http://schemas.microsoft.com/office/drawing/2015/9/8/chartex" xmlns:cx2="http://schemas.microsoft.com/office/drawing/2015/10/21/chartex" xmlns:cx3="http://schemas.microsoft.com/office/drawing/2016/5/9/chartex" xmlns:cx4="http://schemas.microsoft.com/office/drawing/2016/5/10/chartex" xmlns:cx5="http://schemas.microsoft.com/office/drawing/2016/5/11/chartex" xmlns:cx6="http://schemas.microsoft.com/office/drawing/2016/5/12/chartex" xmlns:cx7="http://schemas.microsoft.com/office/drawing/2016/5/13/chartex" xmlns:cx8="http://schemas.microsoft.com/office/drawing/2016/5/14/chartex" xmlns:mc="http://schemas.openxmlformats.org/markup-compatibility/2006" xmlns:aink="http://schemas.microsoft.com/office/drawing/2016/ink" xmlns:am3d="http://schemas.microsoft.com/office/drawing/2017/model3d" xmlns:o="urn:schemas-microsoft-com:office:office" xmlns:oel="http://schemas.microsoft.com/office/2019/extlst" xmlns:r="http://schemas.openxmlformats.org/officeDocument/2006/relationships" xmlns:m="http://schemas.openxmlformats.org/officeDocument/2006/math" xmlns:v="urn:schemas-microsoft-com:vml" xmlns:wp14="http://schemas.microsoft.com/office/word/2010/wordprocessingDrawing" xmlns:wp="http://schemas.openxmlformats.org/drawingml/2006/wordprocessingDrawing" xmlns:w10="urn:schemas-microsoft-com:office:word" xmlns:w="http://schemas.openxmlformats.org/wordprocessingml/2006/main" xmlns:w14="http://schemas.microsoft.com/office/word/2010/wordml" xmlns:w15="http://schemas.microsoft.com/office/word/2012/wordml" xmlns:w16cex="http://schemas.microsoft.com/office/word/2018/wordml/cex" xmlns:w16cid="http://schemas.microsoft.com/office/word/2016/wordml/cid" xmlns:w16="http://schemas.microsoft.com/office/word/2018/wordml" xmlns:w16sdtdh="http://schemas.microsoft.com/office/word/2020/wordml/sdtdatahash" xmlns:w16se="http://schemas.microsoft.com/office/word/2015/wordml/symex" xmlns:wpg="http://schemas.microsoft.com/office/word/2010/wordprocessingGroup" xmlns:wpi="http://schemas.microsoft.com/office/word/2010/wordprocessingInk" xmlns:wne="http://schemas.microsoft.com/office/word/2006/wordml" xmlns:wps="http://schemas.microsoft.com/office/word/2010/wordprocessingShape" mc:Ignorable="w14 w15 w16se w16cid w16 w16cex w16sdtdh wp14">
   <w:p>
     <w:pPr>
       <w:pStyle w:val="Footer"/>
@@ -2000,7 +1999,7 @@
 </file>
 
 <file path=word/footer3.xml><?xml version="1.0" encoding="utf-8"?>
-<w:ftr xmlns:wpc="http://schemas.microsoft.com/office/word/2010/wordprocessingCanvas" xmlns:cx="http://schemas.microsoft.com/office/drawing/2014/chartex" xmlns:cx1="http://schemas.microsoft.com/office/drawing/2015/9/8/chartex" xmlns:cx2="http://schemas.microsoft.com/office/drawing/2015/10/21/chartex" xmlns:cx3="http://schemas.microsoft.com/office/drawing/2016/5/9/chartex" xmlns:cx4="http://schemas.microsoft.com/office/drawing/2016/5/10/chartex" xmlns:cx5="http://schemas.microsoft.com/office/drawing/2016/5/11/chartex" xmlns:cx6="http://schemas.microsoft.com/office/drawing/2016/5/12/chartex" xmlns:cx7="http://schemas.microsoft.com/office/drawing/2016/5/13/chartex" xmlns:cx8="http://schemas.microsoft.com/office/drawing/2016/5/14/chartex" xmlns:mc="http://schemas.openxmlformats.org/markup-compatibility/2006" xmlns:aink="http://schemas.microsoft.com/office/drawing/2016/ink" xmlns:am3d="http://schemas.microsoft.com/office/drawing/2017/model3d" xmlns:o="urn:schemas-microsoft-com:office:office" xmlns:r="http://schemas.openxmlformats.org/officeDocument/2006/relationships" xmlns:m="http://schemas.openxmlformats.org/officeDocument/2006/math" xmlns:v="urn:schemas-microsoft-com:vml" xmlns:wp14="http://schemas.microsoft.com/office/word/2010/wordprocessingDrawing" xmlns:wp="http://schemas.openxmlformats.org/drawingml/2006/wordprocessingDrawing" xmlns:w10="urn:schemas-microsoft-com:office:word" xmlns:w="http://schemas.openxmlformats.org/wordprocessingml/2006/main" xmlns:w14="http://schemas.microsoft.com/office/word/2010/wordml" xmlns:w15="http://schemas.microsoft.com/office/word/2012/wordml" xmlns:w16cex="http://schemas.microsoft.com/office/word/2018/wordml/cex" xmlns:w16cid="http://schemas.microsoft.com/office/word/2016/wordml/cid" xmlns:w16="http://schemas.microsoft.com/office/word/2018/wordml" xmlns:w16sdtdh="http://schemas.microsoft.com/office/word/2020/wordml/sdtdatahash" xmlns:w16se="http://schemas.microsoft.com/office/word/2015/wordml/symex" xmlns:wpg="http://schemas.microsoft.com/office/word/2010/wordprocessingGroup" xmlns:wpi="http://schemas.microsoft.com/office/word/2010/wordprocessingInk" xmlns:wne="http://schemas.microsoft.com/office/word/2006/wordml" xmlns:wps="http://schemas.microsoft.com/office/word/2010/wordprocessingShape" mc:Ignorable="w14 w15 w16se w16cid w16 w16cex w16sdtdh wp14">
+<w:ftr xmlns:wpc="http://schemas.microsoft.com/office/word/2010/wordprocessingCanvas" xmlns:cx="http://schemas.microsoft.com/office/drawing/2014/chartex" xmlns:cx1="http://schemas.microsoft.com/office/drawing/2015/9/8/chartex" xmlns:cx2="http://schemas.microsoft.com/office/drawing/2015/10/21/chartex" xmlns:cx3="http://schemas.microsoft.com/office/drawing/2016/5/9/chartex" xmlns:cx4="http://schemas.microsoft.com/office/drawing/2016/5/10/chartex" xmlns:cx5="http://schemas.microsoft.com/office/drawing/2016/5/11/chartex" xmlns:cx6="http://schemas.microsoft.com/office/drawing/2016/5/12/chartex" xmlns:cx7="http://schemas.microsoft.com/office/drawing/2016/5/13/chartex" xmlns:cx8="http://schemas.microsoft.com/office/drawing/2016/5/14/chartex" xmlns:mc="http://schemas.openxmlformats.org/markup-compatibility/2006" xmlns:aink="http://schemas.microsoft.com/office/drawing/2016/ink" xmlns:am3d="http://schemas.microsoft.com/office/drawing/2017/model3d" xmlns:o="urn:schemas-microsoft-com:office:office" xmlns:oel="http://schemas.microsoft.com/office/2019/extlst" xmlns:r="http://schemas.openxmlformats.org/officeDocument/2006/relationships" xmlns:m="http://schemas.openxmlformats.org/officeDocument/2006/math" xmlns:v="urn:schemas-microsoft-com:vml" xmlns:wp14="http://schemas.microsoft.com/office/word/2010/wordprocessingDrawing" xmlns:wp="http://schemas.openxmlformats.org/drawingml/2006/wordprocessingDrawing" xmlns:w10="urn:schemas-microsoft-com:office:word" xmlns:w="http://schemas.openxmlformats.org/wordprocessingml/2006/main" xmlns:w14="http://schemas.microsoft.com/office/word/2010/wordml" xmlns:w15="http://schemas.microsoft.com/office/word/2012/wordml" xmlns:w16cex="http://schemas.microsoft.com/office/word/2018/wordml/cex" xmlns:w16cid="http://schemas.microsoft.com/office/word/2016/wordml/cid" xmlns:w16="http://schemas.microsoft.com/office/word/2018/wordml" xmlns:w16sdtdh="http://schemas.microsoft.com/office/word/2020/wordml/sdtdatahash" xmlns:w16se="http://schemas.microsoft.com/office/word/2015/wordml/symex" xmlns:wpg="http://schemas.microsoft.com/office/word/2010/wordprocessingGroup" xmlns:wpi="http://schemas.microsoft.com/office/word/2010/wordprocessingInk" xmlns:wne="http://schemas.microsoft.com/office/word/2006/wordml" xmlns:wps="http://schemas.microsoft.com/office/word/2010/wordprocessingShape" mc:Ignorable="w14 w15 w16se w16cid w16 w16cex w16sdtdh wp14">
   <w:tbl>
     <w:tblPr>
       <w:tblW w:w="9286" w:type="dxa"/>
@@ -2023,13 +2022,13 @@
               <w:tab w:val="right" w:pos="9070"/>
             </w:tabs>
             <w:rPr>
-              <w:rFonts w:ascii="Calibri" w:eastAsia="Calibri" w:hAnsi="Calibri" w:cs="Arial"/>
+              <w:rFonts w:eastAsia="Calibri" w:cs="Arial"/>
               <w:sz w:val="20"/>
             </w:rPr>
           </w:pPr>
           <w:r>
             <w:rPr>
-              <w:rFonts w:ascii="Calibri" w:eastAsia="Calibri" w:hAnsi="Calibri" w:cs="Arial"/>
+              <w:rFonts w:eastAsia="Calibri" w:cs="Arial"/>
               <w:sz w:val="20"/>
             </w:rPr>
             <w:t>Environment Agency, Richard Fairclough House, Knutsford Road, Warrington, Cheshire, WA4 1HT</w:t>
@@ -2049,41 +2048,41 @@
             </w:tabs>
             <w:jc w:val="right"/>
             <w:rPr>
-              <w:rFonts w:ascii="Calibri" w:eastAsia="Calibri" w:hAnsi="Calibri" w:cs="Arial"/>
+              <w:rFonts w:eastAsia="Calibri" w:cs="Arial"/>
               <w:sz w:val="20"/>
             </w:rPr>
           </w:pPr>
           <w:r>
             <w:rPr>
-              <w:rFonts w:ascii="Calibri" w:eastAsia="Calibri" w:hAnsi="Calibri" w:cs="Arial"/>
+              <w:rFonts w:eastAsia="Calibri" w:cs="Arial"/>
               <w:sz w:val="20"/>
             </w:rPr>
             <w:t xml:space="preserve">Page </w:t>
           </w:r>
           <w:r>
             <w:rPr>
-              <w:rFonts w:ascii="Calibri" w:eastAsia="Calibri" w:hAnsi="Calibri" w:cs="Arial"/>
+              <w:rFonts w:eastAsia="Calibri" w:cs="Arial"/>
               <w:sz w:val="20"/>
             </w:rPr>
             <w:fldChar w:fldCharType="begin"/>
           </w:r>
           <w:r>
             <w:rPr>
-              <w:rFonts w:ascii="Calibri" w:eastAsia="Calibri" w:hAnsi="Calibri" w:cs="Arial"/>
+              <w:rFonts w:eastAsia="Calibri" w:cs="Arial"/>
               <w:sz w:val="20"/>
             </w:rPr>
             <w:instrText xml:space="preserve"> PAGE </w:instrText>
           </w:r>
           <w:r>
             <w:rPr>
-              <w:rFonts w:ascii="Calibri" w:eastAsia="Calibri" w:hAnsi="Calibri" w:cs="Arial"/>
+              <w:rFonts w:eastAsia="Calibri" w:cs="Arial"/>
               <w:sz w:val="20"/>
             </w:rPr>
             <w:fldChar w:fldCharType="separate"/>
           </w:r>
           <w:r>
             <w:rPr>
-              <w:rFonts w:ascii="Calibri" w:eastAsia="Calibri" w:hAnsi="Calibri" w:cs="Arial"/>
+              <w:rFonts w:eastAsia="Calibri" w:cs="Arial"/>
               <w:noProof/>
               <w:sz w:val="20"/>
             </w:rPr>
@@ -2091,42 +2090,42 @@
           </w:r>
           <w:r>
             <w:rPr>
-              <w:rFonts w:ascii="Calibri" w:eastAsia="Calibri" w:hAnsi="Calibri" w:cs="Arial"/>
+              <w:rFonts w:eastAsia="Calibri" w:cs="Arial"/>
               <w:sz w:val="20"/>
             </w:rPr>
             <w:fldChar w:fldCharType="end"/>
           </w:r>
           <w:r>
             <w:rPr>
-              <w:rFonts w:ascii="Calibri" w:eastAsia="Calibri" w:hAnsi="Calibri" w:cs="Arial"/>
+              <w:rFonts w:eastAsia="Calibri" w:cs="Arial"/>
               <w:sz w:val="20"/>
             </w:rPr>
             <w:t xml:space="preserve"> of </w:t>
           </w:r>
           <w:r>
             <w:rPr>
-              <w:rFonts w:ascii="Calibri" w:eastAsia="Calibri" w:hAnsi="Calibri" w:cs="Arial"/>
+              <w:rFonts w:eastAsia="Calibri" w:cs="Arial"/>
               <w:sz w:val="20"/>
             </w:rPr>
             <w:fldChar w:fldCharType="begin"/>
           </w:r>
           <w:r>
             <w:rPr>
-              <w:rFonts w:ascii="Calibri" w:eastAsia="Calibri" w:hAnsi="Calibri" w:cs="Arial"/>
+              <w:rFonts w:eastAsia="Calibri" w:cs="Arial"/>
               <w:sz w:val="20"/>
             </w:rPr>
             <w:instrText xml:space="preserve"> NUMPAGES </w:instrText>
           </w:r>
           <w:r>
             <w:rPr>
-              <w:rFonts w:ascii="Calibri" w:eastAsia="Calibri" w:hAnsi="Calibri" w:cs="Arial"/>
+              <w:rFonts w:eastAsia="Calibri" w:cs="Arial"/>
               <w:sz w:val="20"/>
             </w:rPr>
             <w:fldChar w:fldCharType="separate"/>
           </w:r>
           <w:r>
             <w:rPr>
-              <w:rFonts w:ascii="Calibri" w:eastAsia="Calibri" w:hAnsi="Calibri" w:cs="Arial"/>
+              <w:rFonts w:eastAsia="Calibri" w:cs="Arial"/>
               <w:noProof/>
               <w:sz w:val="20"/>
             </w:rPr>
@@ -2134,7 +2133,7 @@
           </w:r>
           <w:r>
             <w:rPr>
-              <w:rFonts w:ascii="Calibri" w:eastAsia="Calibri" w:hAnsi="Calibri" w:cs="Arial"/>
+              <w:rFonts w:eastAsia="Calibri" w:cs="Arial"/>
               <w:sz w:val="20"/>
             </w:rPr>
             <w:fldChar w:fldCharType="end"/>
@@ -2154,13 +2153,13 @@
               <w:tab w:val="right" w:pos="9026"/>
             </w:tabs>
             <w:rPr>
-              <w:rFonts w:ascii="Calibri" w:eastAsia="Calibri" w:hAnsi="Calibri"/>
+              <w:rFonts w:eastAsia="Calibri" w:cs="Arial"/>
               <w:sz w:val="20"/>
             </w:rPr>
           </w:pPr>
           <w:r>
             <w:rPr>
-              <w:rFonts w:ascii="Calibri" w:eastAsia="Calibri" w:hAnsi="Calibri"/>
+              <w:rFonts w:eastAsia="Calibri" w:cs="Arial"/>
               <w:sz w:val="20"/>
             </w:rPr>
             <w:t>Tel: 03708 506 506</w:t>
@@ -2178,7 +2177,7 @@
               <w:tab w:val="right" w:pos="9026"/>
             </w:tabs>
             <w:rPr>
-              <w:rFonts w:ascii="Calibri" w:eastAsia="Calibri" w:hAnsi="Calibri"/>
+              <w:rFonts w:eastAsia="Calibri" w:cs="Arial"/>
               <w:sz w:val="20"/>
             </w:rPr>
           </w:pPr>
@@ -2195,7 +2194,7 @@
 </file>
 
 <file path=word/footnotes.xml><?xml version="1.0" encoding="utf-8"?>
-<w:footnotes xmlns:wpc="http://schemas.microsoft.com/office/word/2010/wordprocessingCanvas" xmlns:cx="http://schemas.microsoft.com/office/drawing/2014/chartex" xmlns:cx1="http://schemas.microsoft.com/office/drawing/2015/9/8/chartex" xmlns:cx2="http://schemas.microsoft.com/office/drawing/2015/10/21/chartex" xmlns:cx3="http://schemas.microsoft.com/office/drawing/2016/5/9/chartex" xmlns:cx4="http://schemas.microsoft.com/office/drawing/2016/5/10/chartex" xmlns:cx5="http://schemas.microsoft.com/office/drawing/2016/5/11/chartex" xmlns:cx6="http://schemas.microsoft.com/office/drawing/2016/5/12/chartex" xmlns:cx7="http://schemas.microsoft.com/office/drawing/2016/5/13/chartex" xmlns:cx8="http://schemas.microsoft.com/office/drawing/2016/5/14/chartex" xmlns:mc="http://schemas.openxmlformats.org/markup-compatibility/2006" xmlns:aink="http://schemas.microsoft.com/office/drawing/2016/ink" xmlns:am3d="http://schemas.microsoft.com/office/drawing/2017/model3d" xmlns:o="urn:schemas-microsoft-com:office:office" xmlns:r="http://schemas.openxmlformats.org/officeDocument/2006/relationships" xmlns:m="http://schemas.openxmlformats.org/officeDocument/2006/math" xmlns:v="urn:schemas-microsoft-com:vml" xmlns:wp14="http://schemas.microsoft.com/office/word/2010/wordprocessingDrawing" xmlns:wp="http://schemas.openxmlformats.org/drawingml/2006/wordprocessingDrawing" xmlns:w10="urn:schemas-microsoft-com:office:word" xmlns:w="http://schemas.openxmlformats.org/wordprocessingml/2006/main" xmlns:w14="http://schemas.microsoft.com/office/word/2010/wordml" xmlns:w15="http://schemas.microsoft.com/office/word/2012/wordml" xmlns:w16cex="http://schemas.microsoft.com/office/word/2018/wordml/cex" xmlns:w16cid="http://schemas.microsoft.com/office/word/2016/wordml/cid" xmlns:w16="http://schemas.microsoft.com/office/word/2018/wordml" xmlns:w16sdtdh="http://schemas.microsoft.com/office/word/2020/wordml/sdtdatahash" xmlns:w16se="http://schemas.microsoft.com/office/word/2015/wordml/symex" xmlns:wpg="http://schemas.microsoft.com/office/word/2010/wordprocessingGroup" xmlns:wpi="http://schemas.microsoft.com/office/word/2010/wordprocessingInk" xmlns:wne="http://schemas.microsoft.com/office/word/2006/wordml" xmlns:wps="http://schemas.microsoft.com/office/word/2010/wordprocessingShape" mc:Ignorable="w14 w15 w16se w16cid w16 w16cex w16sdtdh wp14">
+<w:footnotes xmlns:wpc="http://schemas.microsoft.com/office/word/2010/wordprocessingCanvas" xmlns:cx="http://schemas.microsoft.com/office/drawing/2014/chartex" xmlns:cx1="http://schemas.microsoft.com/office/drawing/2015/9/8/chartex" xmlns:cx2="http://schemas.microsoft.com/office/drawing/2015/10/21/chartex" xmlns:cx3="http://schemas.microsoft.com/office/drawing/2016/5/9/chartex" xmlns:cx4="http://schemas.microsoft.com/office/drawing/2016/5/10/chartex" xmlns:cx5="http://schemas.microsoft.com/office/drawing/2016/5/11/chartex" xmlns:cx6="http://schemas.microsoft.com/office/drawing/2016/5/12/chartex" xmlns:cx7="http://schemas.microsoft.com/office/drawing/2016/5/13/chartex" xmlns:cx8="http://schemas.microsoft.com/office/drawing/2016/5/14/chartex" xmlns:mc="http://schemas.openxmlformats.org/markup-compatibility/2006" xmlns:aink="http://schemas.microsoft.com/office/drawing/2016/ink" xmlns:am3d="http://schemas.microsoft.com/office/drawing/2017/model3d" xmlns:o="urn:schemas-microsoft-com:office:office" xmlns:oel="http://schemas.microsoft.com/office/2019/extlst" xmlns:r="http://schemas.openxmlformats.org/officeDocument/2006/relationships" xmlns:m="http://schemas.openxmlformats.org/officeDocument/2006/math" xmlns:v="urn:schemas-microsoft-com:vml" xmlns:wp14="http://schemas.microsoft.com/office/word/2010/wordprocessingDrawing" xmlns:wp="http://schemas.openxmlformats.org/drawingml/2006/wordprocessingDrawing" xmlns:w10="urn:schemas-microsoft-com:office:word" xmlns:w="http://schemas.openxmlformats.org/wordprocessingml/2006/main" xmlns:w14="http://schemas.microsoft.com/office/word/2010/wordml" xmlns:w15="http://schemas.microsoft.com/office/word/2012/wordml" xmlns:w16cex="http://schemas.microsoft.com/office/word/2018/wordml/cex" xmlns:w16cid="http://schemas.microsoft.com/office/word/2016/wordml/cid" xmlns:w16="http://schemas.microsoft.com/office/word/2018/wordml" xmlns:w16sdtdh="http://schemas.microsoft.com/office/word/2020/wordml/sdtdatahash" xmlns:w16se="http://schemas.microsoft.com/office/word/2015/wordml/symex" xmlns:wpg="http://schemas.microsoft.com/office/word/2010/wordprocessingGroup" xmlns:wpi="http://schemas.microsoft.com/office/word/2010/wordprocessingInk" xmlns:wne="http://schemas.microsoft.com/office/word/2006/wordml" xmlns:wps="http://schemas.microsoft.com/office/word/2010/wordprocessingShape" mc:Ignorable="w14 w15 w16se w16cid w16 w16cex w16sdtdh wp14">
   <w:footnote w:type="separator" w:id="-1">
     <w:p>
       <w:r>
@@ -2214,7 +2213,7 @@
 </file>
 
 <file path=word/header1.xml><?xml version="1.0" encoding="utf-8"?>
-<w:hdr xmlns:wpc="http://schemas.microsoft.com/office/word/2010/wordprocessingCanvas" xmlns:cx="http://schemas.microsoft.com/office/drawing/2014/chartex" xmlns:cx1="http://schemas.microsoft.com/office/drawing/2015/9/8/chartex" xmlns:cx2="http://schemas.microsoft.com/office/drawing/2015/10/21/chartex" xmlns:cx3="http://schemas.microsoft.com/office/drawing/2016/5/9/chartex" xmlns:cx4="http://schemas.microsoft.com/office/drawing/2016/5/10/chartex" xmlns:cx5="http://schemas.microsoft.com/office/drawing/2016/5/11/chartex" xmlns:cx6="http://schemas.microsoft.com/office/drawing/2016/5/12/chartex" xmlns:cx7="http://schemas.microsoft.com/office/drawing/2016/5/13/chartex" xmlns:cx8="http://schemas.microsoft.com/office/drawing/2016/5/14/chartex" xmlns:mc="http://schemas.openxmlformats.org/markup-compatibility/2006" xmlns:aink="http://schemas.microsoft.com/office/drawing/2016/ink" xmlns:am3d="http://schemas.microsoft.com/office/drawing/2017/model3d" xmlns:o="urn:schemas-microsoft-com:office:office" xmlns:r="http://schemas.openxmlformats.org/officeDocument/2006/relationships" xmlns:m="http://schemas.openxmlformats.org/officeDocument/2006/math" xmlns:v="urn:schemas-microsoft-com:vml" xmlns:wp14="http://schemas.microsoft.com/office/word/2010/wordprocessingDrawing" xmlns:wp="http://schemas.openxmlformats.org/drawingml/2006/wordprocessingDrawing" xmlns:w10="urn:schemas-microsoft-com:office:word" xmlns:w="http://schemas.openxmlformats.org/wordprocessingml/2006/main" xmlns:w14="http://schemas.microsoft.com/office/word/2010/wordml" xmlns:w15="http://schemas.microsoft.com/office/word/2012/wordml" xmlns:w16cex="http://schemas.microsoft.com/office/word/2018/wordml/cex" xmlns:w16cid="http://schemas.microsoft.com/office/word/2016/wordml/cid" xmlns:w16="http://schemas.microsoft.com/office/word/2018/wordml" xmlns:w16sdtdh="http://schemas.microsoft.com/office/word/2020/wordml/sdtdatahash" xmlns:w16se="http://schemas.microsoft.com/office/word/2015/wordml/symex" xmlns:wpg="http://schemas.microsoft.com/office/word/2010/wordprocessingGroup" xmlns:wpi="http://schemas.microsoft.com/office/word/2010/wordprocessingInk" xmlns:wne="http://schemas.microsoft.com/office/word/2006/wordml" xmlns:wps="http://schemas.microsoft.com/office/word/2010/wordprocessingShape" mc:Ignorable="w14 w15 w16se w16cid w16 w16cex w16sdtdh wp14">
+<w:hdr xmlns:wpc="http://schemas.microsoft.com/office/word/2010/wordprocessingCanvas" xmlns:cx="http://schemas.microsoft.com/office/drawing/2014/chartex" xmlns:cx1="http://schemas.microsoft.com/office/drawing/2015/9/8/chartex" xmlns:cx2="http://schemas.microsoft.com/office/drawing/2015/10/21/chartex" xmlns:cx3="http://schemas.microsoft.com/office/drawing/2016/5/9/chartex" xmlns:cx4="http://schemas.microsoft.com/office/drawing/2016/5/10/chartex" xmlns:cx5="http://schemas.microsoft.com/office/drawing/2016/5/11/chartex" xmlns:cx6="http://schemas.microsoft.com/office/drawing/2016/5/12/chartex" xmlns:cx7="http://schemas.microsoft.com/office/drawing/2016/5/13/chartex" xmlns:cx8="http://schemas.microsoft.com/office/drawing/2016/5/14/chartex" xmlns:mc="http://schemas.openxmlformats.org/markup-compatibility/2006" xmlns:aink="http://schemas.microsoft.com/office/drawing/2016/ink" xmlns:am3d="http://schemas.microsoft.com/office/drawing/2017/model3d" xmlns:o="urn:schemas-microsoft-com:office:office" xmlns:oel="http://schemas.microsoft.com/office/2019/extlst" xmlns:r="http://schemas.openxmlformats.org/officeDocument/2006/relationships" xmlns:m="http://schemas.openxmlformats.org/officeDocument/2006/math" xmlns:v="urn:schemas-microsoft-com:vml" xmlns:wp14="http://schemas.microsoft.com/office/word/2010/wordprocessingDrawing" xmlns:wp="http://schemas.openxmlformats.org/drawingml/2006/wordprocessingDrawing" xmlns:w10="urn:schemas-microsoft-com:office:word" xmlns:w="http://schemas.openxmlformats.org/wordprocessingml/2006/main" xmlns:w14="http://schemas.microsoft.com/office/word/2010/wordml" xmlns:w15="http://schemas.microsoft.com/office/word/2012/wordml" xmlns:w16cex="http://schemas.microsoft.com/office/word/2018/wordml/cex" xmlns:w16cid="http://schemas.microsoft.com/office/word/2016/wordml/cid" xmlns:w16="http://schemas.microsoft.com/office/word/2018/wordml" xmlns:w16sdtdh="http://schemas.microsoft.com/office/word/2020/wordml/sdtdatahash" xmlns:w16se="http://schemas.microsoft.com/office/word/2015/wordml/symex" xmlns:wpg="http://schemas.microsoft.com/office/word/2010/wordprocessingGroup" xmlns:wpi="http://schemas.microsoft.com/office/word/2010/wordprocessingInk" xmlns:wne="http://schemas.microsoft.com/office/word/2006/wordml" xmlns:wps="http://schemas.microsoft.com/office/word/2010/wordprocessingShape" mc:Ignorable="w14 w15 w16se w16cid w16 w16cex w16sdtdh wp14">
   <w:p>
     <w:pPr>
       <w:pStyle w:val="Header"/>
@@ -2278,7 +2277,7 @@
 </file>
 
 <file path=word/numbering.xml><?xml version="1.0" encoding="utf-8"?>
-<w:numbering xmlns:wpc="http://schemas.microsoft.com/office/word/2010/wordprocessingCanvas" xmlns:cx="http://schemas.microsoft.com/office/drawing/2014/chartex" xmlns:cx1="http://schemas.microsoft.com/office/drawing/2015/9/8/chartex" xmlns:cx2="http://schemas.microsoft.com/office/drawing/2015/10/21/chartex" xmlns:cx3="http://schemas.microsoft.com/office/drawing/2016/5/9/chartex" xmlns:cx4="http://schemas.microsoft.com/office/drawing/2016/5/10/chartex" xmlns:cx5="http://schemas.microsoft.com/office/drawing/2016/5/11/chartex" xmlns:cx6="http://schemas.microsoft.com/office/drawing/2016/5/12/chartex" xmlns:cx7="http://schemas.microsoft.com/office/drawing/2016/5/13/chartex" xmlns:cx8="http://schemas.microsoft.com/office/drawing/2016/5/14/chartex" xmlns:mc="http://schemas.openxmlformats.org/markup-compatibility/2006" xmlns:aink="http://schemas.microsoft.com/office/drawing/2016/ink" xmlns:am3d="http://schemas.microsoft.com/office/drawing/2017/model3d" xmlns:o="urn:schemas-microsoft-com:office:office" xmlns:r="http://schemas.openxmlformats.org/officeDocument/2006/relationships" xmlns:m="http://schemas.openxmlformats.org/officeDocument/2006/math" xmlns:v="urn:schemas-microsoft-com:vml" xmlns:wp14="http://schemas.microsoft.com/office/word/2010/wordprocessingDrawing" xmlns:wp="http://schemas.openxmlformats.org/drawingml/2006/wordprocessingDrawing" xmlns:w10="urn:schemas-microsoft-com:office:word" xmlns:w="http://schemas.openxmlformats.org/wordprocessingml/2006/main" xmlns:w14="http://schemas.microsoft.com/office/word/2010/wordml" xmlns:w15="http://schemas.microsoft.com/office/word/2012/wordml" xmlns:w16cex="http://schemas.microsoft.com/office/word/2018/wordml/cex" xmlns:w16cid="http://schemas.microsoft.com/office/word/2016/wordml/cid" xmlns:w16="http://schemas.microsoft.com/office/word/2018/wordml" xmlns:w16sdtdh="http://schemas.microsoft.com/office/word/2020/wordml/sdtdatahash" xmlns:w16se="http://schemas.microsoft.com/office/word/2015/wordml/symex" xmlns:wpg="http://schemas.microsoft.com/office/word/2010/wordprocessingGroup" xmlns:wpi="http://schemas.microsoft.com/office/word/2010/wordprocessingInk" xmlns:wne="http://schemas.microsoft.com/office/word/2006/wordml" xmlns:wps="http://schemas.microsoft.com/office/word/2010/wordprocessingShape" mc:Ignorable="w14 w15 w16se w16cid w16 w16cex w16sdtdh wp14">
+<w:numbering xmlns:wpc="http://schemas.microsoft.com/office/word/2010/wordprocessingCanvas" xmlns:cx="http://schemas.microsoft.com/office/drawing/2014/chartex" xmlns:cx1="http://schemas.microsoft.com/office/drawing/2015/9/8/chartex" xmlns:cx2="http://schemas.microsoft.com/office/drawing/2015/10/21/chartex" xmlns:cx3="http://schemas.microsoft.com/office/drawing/2016/5/9/chartex" xmlns:cx4="http://schemas.microsoft.com/office/drawing/2016/5/10/chartex" xmlns:cx5="http://schemas.microsoft.com/office/drawing/2016/5/11/chartex" xmlns:cx6="http://schemas.microsoft.com/office/drawing/2016/5/12/chartex" xmlns:cx7="http://schemas.microsoft.com/office/drawing/2016/5/13/chartex" xmlns:cx8="http://schemas.microsoft.com/office/drawing/2016/5/14/chartex" xmlns:mc="http://schemas.openxmlformats.org/markup-compatibility/2006" xmlns:aink="http://schemas.microsoft.com/office/drawing/2016/ink" xmlns:am3d="http://schemas.microsoft.com/office/drawing/2017/model3d" xmlns:o="urn:schemas-microsoft-com:office:office" xmlns:oel="http://schemas.microsoft.com/office/2019/extlst" xmlns:r="http://schemas.openxmlformats.org/officeDocument/2006/relationships" xmlns:m="http://schemas.openxmlformats.org/officeDocument/2006/math" xmlns:v="urn:schemas-microsoft-com:vml" xmlns:wp14="http://schemas.microsoft.com/office/word/2010/wordprocessingDrawing" xmlns:wp="http://schemas.openxmlformats.org/drawingml/2006/wordprocessingDrawing" xmlns:w10="urn:schemas-microsoft-com:office:word" xmlns:w="http://schemas.openxmlformats.org/wordprocessingml/2006/main" xmlns:w14="http://schemas.microsoft.com/office/word/2010/wordml" xmlns:w15="http://schemas.microsoft.com/office/word/2012/wordml" xmlns:w16cex="http://schemas.microsoft.com/office/word/2018/wordml/cex" xmlns:w16cid="http://schemas.microsoft.com/office/word/2016/wordml/cid" xmlns:w16="http://schemas.microsoft.com/office/word/2018/wordml" xmlns:w16sdtdh="http://schemas.microsoft.com/office/word/2020/wordml/sdtdatahash" xmlns:w16se="http://schemas.microsoft.com/office/word/2015/wordml/symex" xmlns:wpg="http://schemas.microsoft.com/office/word/2010/wordprocessingGroup" xmlns:wpi="http://schemas.microsoft.com/office/word/2010/wordprocessingInk" xmlns:wne="http://schemas.microsoft.com/office/word/2006/wordml" xmlns:wps="http://schemas.microsoft.com/office/word/2010/wordprocessingShape" mc:Ignorable="w14 w15 w16se w16cid w16 w16cex w16sdtdh wp14">
   <w:abstractNum w:abstractNumId="0" w15:restartNumberingAfterBreak="0">
     <w:nsid w:val="10CE62FD"/>
     <w:multiLevelType w:val="singleLevel"/>
@@ -5191,121 +5190,121 @@
       </w:rPr>
     </w:lvl>
   </w:abstractNum>
-  <w:num w:numId="1">
+  <w:num w:numId="1" w16cid:durableId="302587204">
     <w:abstractNumId w:val="31"/>
   </w:num>
-  <w:num w:numId="2">
+  <w:num w:numId="2" w16cid:durableId="1332299508">
     <w:abstractNumId w:val="34"/>
   </w:num>
-  <w:num w:numId="3">
+  <w:num w:numId="3" w16cid:durableId="1269198850">
     <w:abstractNumId w:val="10"/>
   </w:num>
-  <w:num w:numId="4">
+  <w:num w:numId="4" w16cid:durableId="2062511396">
     <w:abstractNumId w:val="14"/>
   </w:num>
-  <w:num w:numId="5">
+  <w:num w:numId="5" w16cid:durableId="133068972">
     <w:abstractNumId w:val="26"/>
   </w:num>
-  <w:num w:numId="6">
+  <w:num w:numId="6" w16cid:durableId="704983927">
     <w:abstractNumId w:val="6"/>
   </w:num>
-  <w:num w:numId="7">
+  <w:num w:numId="7" w16cid:durableId="1139762981">
     <w:abstractNumId w:val="36"/>
   </w:num>
-  <w:num w:numId="8">
+  <w:num w:numId="8" w16cid:durableId="674112896">
     <w:abstractNumId w:val="16"/>
   </w:num>
-  <w:num w:numId="9">
+  <w:num w:numId="9" w16cid:durableId="1351026502">
     <w:abstractNumId w:val="32"/>
   </w:num>
-  <w:num w:numId="10">
+  <w:num w:numId="10" w16cid:durableId="1220168465">
     <w:abstractNumId w:val="37"/>
   </w:num>
-  <w:num w:numId="11">
+  <w:num w:numId="11" w16cid:durableId="1764186303">
     <w:abstractNumId w:val="3"/>
   </w:num>
-  <w:num w:numId="12">
+  <w:num w:numId="12" w16cid:durableId="1999262331">
     <w:abstractNumId w:val="9"/>
   </w:num>
-  <w:num w:numId="13">
+  <w:num w:numId="13" w16cid:durableId="2103337852">
     <w:abstractNumId w:val="8"/>
   </w:num>
-  <w:num w:numId="14">
+  <w:num w:numId="14" w16cid:durableId="1910071014">
     <w:abstractNumId w:val="17"/>
   </w:num>
-  <w:num w:numId="15">
+  <w:num w:numId="15" w16cid:durableId="1880624942">
     <w:abstractNumId w:val="29"/>
   </w:num>
-  <w:num w:numId="16">
+  <w:num w:numId="16" w16cid:durableId="1558585357">
     <w:abstractNumId w:val="19"/>
   </w:num>
-  <w:num w:numId="17">
+  <w:num w:numId="17" w16cid:durableId="234553556">
     <w:abstractNumId w:val="27"/>
   </w:num>
-  <w:num w:numId="18">
+  <w:num w:numId="18" w16cid:durableId="1176966378">
     <w:abstractNumId w:val="35"/>
   </w:num>
-  <w:num w:numId="19">
+  <w:num w:numId="19" w16cid:durableId="1802335219">
     <w:abstractNumId w:val="23"/>
   </w:num>
-  <w:num w:numId="20">
+  <w:num w:numId="20" w16cid:durableId="2144275104">
     <w:abstractNumId w:val="7"/>
   </w:num>
-  <w:num w:numId="21">
+  <w:num w:numId="21" w16cid:durableId="305354194">
     <w:abstractNumId w:val="21"/>
   </w:num>
-  <w:num w:numId="22">
+  <w:num w:numId="22" w16cid:durableId="1240483199">
     <w:abstractNumId w:val="30"/>
   </w:num>
-  <w:num w:numId="23">
+  <w:num w:numId="23" w16cid:durableId="1531604718">
     <w:abstractNumId w:val="12"/>
   </w:num>
-  <w:num w:numId="24">
+  <w:num w:numId="24" w16cid:durableId="1364743503">
     <w:abstractNumId w:val="22"/>
   </w:num>
-  <w:num w:numId="25">
+  <w:num w:numId="25" w16cid:durableId="247345917">
     <w:abstractNumId w:val="4"/>
   </w:num>
-  <w:num w:numId="26">
+  <w:num w:numId="26" w16cid:durableId="2136176220">
     <w:abstractNumId w:val="38"/>
   </w:num>
-  <w:num w:numId="27">
+  <w:num w:numId="27" w16cid:durableId="536165622">
     <w:abstractNumId w:val="1"/>
   </w:num>
-  <w:num w:numId="28">
+  <w:num w:numId="28" w16cid:durableId="739057448">
     <w:abstractNumId w:val="33"/>
   </w:num>
-  <w:num w:numId="29">
+  <w:num w:numId="29" w16cid:durableId="2038772092">
     <w:abstractNumId w:val="0"/>
   </w:num>
-  <w:num w:numId="30">
+  <w:num w:numId="30" w16cid:durableId="1364481436">
     <w:abstractNumId w:val="18"/>
   </w:num>
-  <w:num w:numId="31">
+  <w:num w:numId="31" w16cid:durableId="227113586">
     <w:abstractNumId w:val="28"/>
   </w:num>
-  <w:num w:numId="32">
+  <w:num w:numId="32" w16cid:durableId="1814517122">
     <w:abstractNumId w:val="24"/>
   </w:num>
-  <w:num w:numId="33">
+  <w:num w:numId="33" w16cid:durableId="2057241296">
     <w:abstractNumId w:val="15"/>
   </w:num>
-  <w:num w:numId="34">
+  <w:num w:numId="34" w16cid:durableId="1059281416">
     <w:abstractNumId w:val="5"/>
   </w:num>
-  <w:num w:numId="35">
+  <w:num w:numId="35" w16cid:durableId="2107655315">
     <w:abstractNumId w:val="25"/>
   </w:num>
-  <w:num w:numId="36">
+  <w:num w:numId="36" w16cid:durableId="2002462030">
     <w:abstractNumId w:val="13"/>
   </w:num>
-  <w:num w:numId="37">
+  <w:num w:numId="37" w16cid:durableId="66149486">
     <w:abstractNumId w:val="20"/>
   </w:num>
-  <w:num w:numId="38">
+  <w:num w:numId="38" w16cid:durableId="1382249301">
     <w:abstractNumId w:val="11"/>
   </w:num>
-  <w:num w:numId="39">
+  <w:num w:numId="39" w16cid:durableId="225916622">
     <w:abstractNumId w:val="2"/>
   </w:num>
 </w:numbering>

--- a/uk-cca-app-api/src/main/resources/templates/ca/england/AA_L003_Underlying_Agreement_Activated.docx
+++ b/uk-cca-app-api/src/main/resources/templates/ca/england/AA_L003_Underlying_Agreement_Activated.docx
@@ -1,6 +1,6 @@
 
 <file path=word/document.xml><?xml version="1.0" encoding="utf-8"?>
-<w:document xmlns:wpc="http://schemas.microsoft.com/office/word/2010/wordprocessingCanvas" xmlns:cx="http://schemas.microsoft.com/office/drawing/2014/chartex" xmlns:cx1="http://schemas.microsoft.com/office/drawing/2015/9/8/chartex" xmlns:cx2="http://schemas.microsoft.com/office/drawing/2015/10/21/chartex" xmlns:cx3="http://schemas.microsoft.com/office/drawing/2016/5/9/chartex" xmlns:cx4="http://schemas.microsoft.com/office/drawing/2016/5/10/chartex" xmlns:cx5="http://schemas.microsoft.com/office/drawing/2016/5/11/chartex" xmlns:cx6="http://schemas.microsoft.com/office/drawing/2016/5/12/chartex" xmlns:cx7="http://schemas.microsoft.com/office/drawing/2016/5/13/chartex" xmlns:cx8="http://schemas.microsoft.com/office/drawing/2016/5/14/chartex" xmlns:mc="http://schemas.openxmlformats.org/markup-compatibility/2006" xmlns:aink="http://schemas.microsoft.com/office/drawing/2016/ink" xmlns:am3d="http://schemas.microsoft.com/office/drawing/2017/model3d" xmlns:o="urn:schemas-microsoft-com:office:office" xmlns:oel="http://schemas.microsoft.com/office/2019/extlst" xmlns:r="http://schemas.openxmlformats.org/officeDocument/2006/relationships" xmlns:m="http://schemas.openxmlformats.org/officeDocument/2006/math" xmlns:v="urn:schemas-microsoft-com:vml" xmlns:wp14="http://schemas.microsoft.com/office/word/2010/wordprocessingDrawing" xmlns:wp="http://schemas.openxmlformats.org/drawingml/2006/wordprocessingDrawing" xmlns:w10="urn:schemas-microsoft-com:office:word" xmlns:w="http://schemas.openxmlformats.org/wordprocessingml/2006/main" xmlns:w14="http://schemas.microsoft.com/office/word/2010/wordml" xmlns:w15="http://schemas.microsoft.com/office/word/2012/wordml" xmlns:w16cex="http://schemas.microsoft.com/office/word/2018/wordml/cex" xmlns:w16cid="http://schemas.microsoft.com/office/word/2016/wordml/cid" xmlns:w16="http://schemas.microsoft.com/office/word/2018/wordml" xmlns:w16sdtdh="http://schemas.microsoft.com/office/word/2020/wordml/sdtdatahash" xmlns:w16se="http://schemas.microsoft.com/office/word/2015/wordml/symex" xmlns:wpg="http://schemas.microsoft.com/office/word/2010/wordprocessingGroup" xmlns:wpi="http://schemas.microsoft.com/office/word/2010/wordprocessingInk" xmlns:wne="http://schemas.microsoft.com/office/word/2006/wordml" xmlns:wps="http://schemas.microsoft.com/office/word/2010/wordprocessingShape" mc:Ignorable="w14 w15 w16se w16cid w16 w16cex w16sdtdh wp14">
+<w:document xmlns:wpc="http://schemas.microsoft.com/office/word/2010/wordprocessingCanvas" xmlns:cx="http://schemas.microsoft.com/office/drawing/2014/chartex" xmlns:cx1="http://schemas.microsoft.com/office/drawing/2015/9/8/chartex" xmlns:cx2="http://schemas.microsoft.com/office/drawing/2015/10/21/chartex" xmlns:cx3="http://schemas.microsoft.com/office/drawing/2016/5/9/chartex" xmlns:cx4="http://schemas.microsoft.com/office/drawing/2016/5/10/chartex" xmlns:cx5="http://schemas.microsoft.com/office/drawing/2016/5/11/chartex" xmlns:cx6="http://schemas.microsoft.com/office/drawing/2016/5/12/chartex" xmlns:cx7="http://schemas.microsoft.com/office/drawing/2016/5/13/chartex" xmlns:cx8="http://schemas.microsoft.com/office/drawing/2016/5/14/chartex" xmlns:mc="http://schemas.openxmlformats.org/markup-compatibility/2006" xmlns:aink="http://schemas.microsoft.com/office/drawing/2016/ink" xmlns:am3d="http://schemas.microsoft.com/office/drawing/2017/model3d" xmlns:o="urn:schemas-microsoft-com:office:office" xmlns:r="http://schemas.openxmlformats.org/officeDocument/2006/relationships" xmlns:m="http://schemas.openxmlformats.org/officeDocument/2006/math" xmlns:v="urn:schemas-microsoft-com:vml" xmlns:wp14="http://schemas.microsoft.com/office/word/2010/wordprocessingDrawing" xmlns:wp="http://schemas.openxmlformats.org/drawingml/2006/wordprocessingDrawing" xmlns:w10="urn:schemas-microsoft-com:office:word" xmlns:w="http://schemas.openxmlformats.org/wordprocessingml/2006/main" xmlns:w14="http://schemas.microsoft.com/office/word/2010/wordml" xmlns:w15="http://schemas.microsoft.com/office/word/2012/wordml" xmlns:w16cex="http://schemas.microsoft.com/office/word/2018/wordml/cex" xmlns:w16cid="http://schemas.microsoft.com/office/word/2016/wordml/cid" xmlns:w16="http://schemas.microsoft.com/office/word/2018/wordml" xmlns:w16sdtdh="http://schemas.microsoft.com/office/word/2020/wordml/sdtdatahash" xmlns:w16se="http://schemas.microsoft.com/office/word/2015/wordml/symex" xmlns:wpg="http://schemas.microsoft.com/office/word/2010/wordprocessingGroup" xmlns:wpi="http://schemas.microsoft.com/office/word/2010/wordprocessingInk" xmlns:wne="http://schemas.microsoft.com/office/word/2006/wordml" xmlns:wps="http://schemas.microsoft.com/office/word/2010/wordprocessingShape" mc:Ignorable="w14 w15 w16se w16cid w16 w16cex w16sdtdh wp14">
   <w:body>
     <w:p>
       <w:pPr>
@@ -131,7 +131,7 @@
           <w:sz w:val="20"/>
           <w:szCs w:val="20"/>
         </w:rPr>
-        <w:instrText xml:space="preserve"> MERGEFIELD  ${account.sectorIdentifier}  \* MERGEFORMAT </w:instrText>
+        <w:instrText xml:space="preserve"> MERGEFIELD  ${params.sectorAcronymAndName}  \* MERGEFORMAT </w:instrText>
       </w:r>
       <w:r>
         <w:rPr>
@@ -146,7 +146,7 @@
           <w:sz w:val="20"/>
           <w:szCs w:val="20"/>
         </w:rPr>
-        <w:t>«${account.sectorIdentifier}»</w:t>
+        <w:t>«${params.sectorAcronymAndName}»</w:t>
       </w:r>
       <w:r>
         <w:rPr>
@@ -1723,7 +1723,7 @@
 </file>
 
 <file path=word/endnotes.xml><?xml version="1.0" encoding="utf-8"?>
-<w:endnotes xmlns:wpc="http://schemas.microsoft.com/office/word/2010/wordprocessingCanvas" xmlns:cx="http://schemas.microsoft.com/office/drawing/2014/chartex" xmlns:cx1="http://schemas.microsoft.com/office/drawing/2015/9/8/chartex" xmlns:cx2="http://schemas.microsoft.com/office/drawing/2015/10/21/chartex" xmlns:cx3="http://schemas.microsoft.com/office/drawing/2016/5/9/chartex" xmlns:cx4="http://schemas.microsoft.com/office/drawing/2016/5/10/chartex" xmlns:cx5="http://schemas.microsoft.com/office/drawing/2016/5/11/chartex" xmlns:cx6="http://schemas.microsoft.com/office/drawing/2016/5/12/chartex" xmlns:cx7="http://schemas.microsoft.com/office/drawing/2016/5/13/chartex" xmlns:cx8="http://schemas.microsoft.com/office/drawing/2016/5/14/chartex" xmlns:mc="http://schemas.openxmlformats.org/markup-compatibility/2006" xmlns:aink="http://schemas.microsoft.com/office/drawing/2016/ink" xmlns:am3d="http://schemas.microsoft.com/office/drawing/2017/model3d" xmlns:o="urn:schemas-microsoft-com:office:office" xmlns:oel="http://schemas.microsoft.com/office/2019/extlst" xmlns:r="http://schemas.openxmlformats.org/officeDocument/2006/relationships" xmlns:m="http://schemas.openxmlformats.org/officeDocument/2006/math" xmlns:v="urn:schemas-microsoft-com:vml" xmlns:wp14="http://schemas.microsoft.com/office/word/2010/wordprocessingDrawing" xmlns:wp="http://schemas.openxmlformats.org/drawingml/2006/wordprocessingDrawing" xmlns:w10="urn:schemas-microsoft-com:office:word" xmlns:w="http://schemas.openxmlformats.org/wordprocessingml/2006/main" xmlns:w14="http://schemas.microsoft.com/office/word/2010/wordml" xmlns:w15="http://schemas.microsoft.com/office/word/2012/wordml" xmlns:w16cex="http://schemas.microsoft.com/office/word/2018/wordml/cex" xmlns:w16cid="http://schemas.microsoft.com/office/word/2016/wordml/cid" xmlns:w16="http://schemas.microsoft.com/office/word/2018/wordml" xmlns:w16sdtdh="http://schemas.microsoft.com/office/word/2020/wordml/sdtdatahash" xmlns:w16se="http://schemas.microsoft.com/office/word/2015/wordml/symex" xmlns:wpg="http://schemas.microsoft.com/office/word/2010/wordprocessingGroup" xmlns:wpi="http://schemas.microsoft.com/office/word/2010/wordprocessingInk" xmlns:wne="http://schemas.microsoft.com/office/word/2006/wordml" xmlns:wps="http://schemas.microsoft.com/office/word/2010/wordprocessingShape" mc:Ignorable="w14 w15 w16se w16cid w16 w16cex w16sdtdh wp14">
+<w:endnotes xmlns:wpc="http://schemas.microsoft.com/office/word/2010/wordprocessingCanvas" xmlns:cx="http://schemas.microsoft.com/office/drawing/2014/chartex" xmlns:cx1="http://schemas.microsoft.com/office/drawing/2015/9/8/chartex" xmlns:cx2="http://schemas.microsoft.com/office/drawing/2015/10/21/chartex" xmlns:cx3="http://schemas.microsoft.com/office/drawing/2016/5/9/chartex" xmlns:cx4="http://schemas.microsoft.com/office/drawing/2016/5/10/chartex" xmlns:cx5="http://schemas.microsoft.com/office/drawing/2016/5/11/chartex" xmlns:cx6="http://schemas.microsoft.com/office/drawing/2016/5/12/chartex" xmlns:cx7="http://schemas.microsoft.com/office/drawing/2016/5/13/chartex" xmlns:cx8="http://schemas.microsoft.com/office/drawing/2016/5/14/chartex" xmlns:mc="http://schemas.openxmlformats.org/markup-compatibility/2006" xmlns:aink="http://schemas.microsoft.com/office/drawing/2016/ink" xmlns:am3d="http://schemas.microsoft.com/office/drawing/2017/model3d" xmlns:o="urn:schemas-microsoft-com:office:office" xmlns:r="http://schemas.openxmlformats.org/officeDocument/2006/relationships" xmlns:m="http://schemas.openxmlformats.org/officeDocument/2006/math" xmlns:v="urn:schemas-microsoft-com:vml" xmlns:wp14="http://schemas.microsoft.com/office/word/2010/wordprocessingDrawing" xmlns:wp="http://schemas.openxmlformats.org/drawingml/2006/wordprocessingDrawing" xmlns:w10="urn:schemas-microsoft-com:office:word" xmlns:w="http://schemas.openxmlformats.org/wordprocessingml/2006/main" xmlns:w14="http://schemas.microsoft.com/office/word/2010/wordml" xmlns:w15="http://schemas.microsoft.com/office/word/2012/wordml" xmlns:w16cex="http://schemas.microsoft.com/office/word/2018/wordml/cex" xmlns:w16cid="http://schemas.microsoft.com/office/word/2016/wordml/cid" xmlns:w16="http://schemas.microsoft.com/office/word/2018/wordml" xmlns:w16sdtdh="http://schemas.microsoft.com/office/word/2020/wordml/sdtdatahash" xmlns:w16se="http://schemas.microsoft.com/office/word/2015/wordml/symex" xmlns:wpg="http://schemas.microsoft.com/office/word/2010/wordprocessingGroup" xmlns:wpi="http://schemas.microsoft.com/office/word/2010/wordprocessingInk" xmlns:wne="http://schemas.microsoft.com/office/word/2006/wordml" xmlns:wps="http://schemas.microsoft.com/office/word/2010/wordprocessingShape" mc:Ignorable="w14 w15 w16se w16cid w16 w16cex w16sdtdh wp14">
   <w:endnote w:type="separator" w:id="-1">
     <w:p>
       <w:r>
@@ -1742,7 +1742,7 @@
 </file>
 
 <file path=word/footer1.xml><?xml version="1.0" encoding="utf-8"?>
-<w:ftr xmlns:wpc="http://schemas.microsoft.com/office/word/2010/wordprocessingCanvas" xmlns:cx="http://schemas.microsoft.com/office/drawing/2014/chartex" xmlns:cx1="http://schemas.microsoft.com/office/drawing/2015/9/8/chartex" xmlns:cx2="http://schemas.microsoft.com/office/drawing/2015/10/21/chartex" xmlns:cx3="http://schemas.microsoft.com/office/drawing/2016/5/9/chartex" xmlns:cx4="http://schemas.microsoft.com/office/drawing/2016/5/10/chartex" xmlns:cx5="http://schemas.microsoft.com/office/drawing/2016/5/11/chartex" xmlns:cx6="http://schemas.microsoft.com/office/drawing/2016/5/12/chartex" xmlns:cx7="http://schemas.microsoft.com/office/drawing/2016/5/13/chartex" xmlns:cx8="http://schemas.microsoft.com/office/drawing/2016/5/14/chartex" xmlns:mc="http://schemas.openxmlformats.org/markup-compatibility/2006" xmlns:aink="http://schemas.microsoft.com/office/drawing/2016/ink" xmlns:am3d="http://schemas.microsoft.com/office/drawing/2017/model3d" xmlns:o="urn:schemas-microsoft-com:office:office" xmlns:oel="http://schemas.microsoft.com/office/2019/extlst" xmlns:r="http://schemas.openxmlformats.org/officeDocument/2006/relationships" xmlns:m="http://schemas.openxmlformats.org/officeDocument/2006/math" xmlns:v="urn:schemas-microsoft-com:vml" xmlns:wp14="http://schemas.microsoft.com/office/word/2010/wordprocessingDrawing" xmlns:wp="http://schemas.openxmlformats.org/drawingml/2006/wordprocessingDrawing" xmlns:w10="urn:schemas-microsoft-com:office:word" xmlns:w="http://schemas.openxmlformats.org/wordprocessingml/2006/main" xmlns:w14="http://schemas.microsoft.com/office/word/2010/wordml" xmlns:w15="http://schemas.microsoft.com/office/word/2012/wordml" xmlns:w16cex="http://schemas.microsoft.com/office/word/2018/wordml/cex" xmlns:w16cid="http://schemas.microsoft.com/office/word/2016/wordml/cid" xmlns:w16="http://schemas.microsoft.com/office/word/2018/wordml" xmlns:w16sdtdh="http://schemas.microsoft.com/office/word/2020/wordml/sdtdatahash" xmlns:w16se="http://schemas.microsoft.com/office/word/2015/wordml/symex" xmlns:wpg="http://schemas.microsoft.com/office/word/2010/wordprocessingGroup" xmlns:wpi="http://schemas.microsoft.com/office/word/2010/wordprocessingInk" xmlns:wne="http://schemas.microsoft.com/office/word/2006/wordml" xmlns:wps="http://schemas.microsoft.com/office/word/2010/wordprocessingShape" mc:Ignorable="w14 w15 w16se w16cid w16 w16cex w16sdtdh wp14">
+<w:ftr xmlns:wpc="http://schemas.microsoft.com/office/word/2010/wordprocessingCanvas" xmlns:cx="http://schemas.microsoft.com/office/drawing/2014/chartex" xmlns:cx1="http://schemas.microsoft.com/office/drawing/2015/9/8/chartex" xmlns:cx2="http://schemas.microsoft.com/office/drawing/2015/10/21/chartex" xmlns:cx3="http://schemas.microsoft.com/office/drawing/2016/5/9/chartex" xmlns:cx4="http://schemas.microsoft.com/office/drawing/2016/5/10/chartex" xmlns:cx5="http://schemas.microsoft.com/office/drawing/2016/5/11/chartex" xmlns:cx6="http://schemas.microsoft.com/office/drawing/2016/5/12/chartex" xmlns:cx7="http://schemas.microsoft.com/office/drawing/2016/5/13/chartex" xmlns:cx8="http://schemas.microsoft.com/office/drawing/2016/5/14/chartex" xmlns:mc="http://schemas.openxmlformats.org/markup-compatibility/2006" xmlns:aink="http://schemas.microsoft.com/office/drawing/2016/ink" xmlns:am3d="http://schemas.microsoft.com/office/drawing/2017/model3d" xmlns:o="urn:schemas-microsoft-com:office:office" xmlns:r="http://schemas.openxmlformats.org/officeDocument/2006/relationships" xmlns:m="http://schemas.openxmlformats.org/officeDocument/2006/math" xmlns:v="urn:schemas-microsoft-com:vml" xmlns:wp14="http://schemas.microsoft.com/office/word/2010/wordprocessingDrawing" xmlns:wp="http://schemas.openxmlformats.org/drawingml/2006/wordprocessingDrawing" xmlns:w10="urn:schemas-microsoft-com:office:word" xmlns:w="http://schemas.openxmlformats.org/wordprocessingml/2006/main" xmlns:w14="http://schemas.microsoft.com/office/word/2010/wordml" xmlns:w15="http://schemas.microsoft.com/office/word/2012/wordml" xmlns:w16cex="http://schemas.microsoft.com/office/word/2018/wordml/cex" xmlns:w16cid="http://schemas.microsoft.com/office/word/2016/wordml/cid" xmlns:w16="http://schemas.microsoft.com/office/word/2018/wordml" xmlns:w16sdtdh="http://schemas.microsoft.com/office/word/2020/wordml/sdtdatahash" xmlns:w16se="http://schemas.microsoft.com/office/word/2015/wordml/symex" xmlns:wpg="http://schemas.microsoft.com/office/word/2010/wordprocessingGroup" xmlns:wpi="http://schemas.microsoft.com/office/word/2010/wordprocessingInk" xmlns:wne="http://schemas.microsoft.com/office/word/2006/wordml" xmlns:wps="http://schemas.microsoft.com/office/word/2010/wordprocessingShape" mc:Ignorable="w14 w15 w16se w16cid w16 w16cex w16sdtdh wp14">
   <w:p>
     <w:pPr>
       <w:pStyle w:val="Footer"/>
@@ -1822,7 +1822,7 @@
 </file>
 
 <file path=word/footer2.xml><?xml version="1.0" encoding="utf-8"?>
-<w:ftr xmlns:wpc="http://schemas.microsoft.com/office/word/2010/wordprocessingCanvas" xmlns:cx="http://schemas.microsoft.com/office/drawing/2014/chartex" xmlns:cx1="http://schemas.microsoft.com/office/drawing/2015/9/8/chartex" xmlns:cx2="http://schemas.microsoft.com/office/drawing/2015/10/21/chartex" xmlns:cx3="http://schemas.microsoft.com/office/drawing/2016/5/9/chartex" xmlns:cx4="http://schemas.microsoft.com/office/drawing/2016/5/10/chartex" xmlns:cx5="http://schemas.microsoft.com/office/drawing/2016/5/11/chartex" xmlns:cx6="http://schemas.microsoft.com/office/drawing/2016/5/12/chartex" xmlns:cx7="http://schemas.microsoft.com/office/drawing/2016/5/13/chartex" xmlns:cx8="http://schemas.microsoft.com/office/drawing/2016/5/14/chartex" xmlns:mc="http://schemas.openxmlformats.org/markup-compatibility/2006" xmlns:aink="http://schemas.microsoft.com/office/drawing/2016/ink" xmlns:am3d="http://schemas.microsoft.com/office/drawing/2017/model3d" xmlns:o="urn:schemas-microsoft-com:office:office" xmlns:oel="http://schemas.microsoft.com/office/2019/extlst" xmlns:r="http://schemas.openxmlformats.org/officeDocument/2006/relationships" xmlns:m="http://schemas.openxmlformats.org/officeDocument/2006/math" xmlns:v="urn:schemas-microsoft-com:vml" xmlns:wp14="http://schemas.microsoft.com/office/word/2010/wordprocessingDrawing" xmlns:wp="http://schemas.openxmlformats.org/drawingml/2006/wordprocessingDrawing" xmlns:w10="urn:schemas-microsoft-com:office:word" xmlns:w="http://schemas.openxmlformats.org/wordprocessingml/2006/main" xmlns:w14="http://schemas.microsoft.com/office/word/2010/wordml" xmlns:w15="http://schemas.microsoft.com/office/word/2012/wordml" xmlns:w16cex="http://schemas.microsoft.com/office/word/2018/wordml/cex" xmlns:w16cid="http://schemas.microsoft.com/office/word/2016/wordml/cid" xmlns:w16="http://schemas.microsoft.com/office/word/2018/wordml" xmlns:w16sdtdh="http://schemas.microsoft.com/office/word/2020/wordml/sdtdatahash" xmlns:w16se="http://schemas.microsoft.com/office/word/2015/wordml/symex" xmlns:wpg="http://schemas.microsoft.com/office/word/2010/wordprocessingGroup" xmlns:wpi="http://schemas.microsoft.com/office/word/2010/wordprocessingInk" xmlns:wne="http://schemas.microsoft.com/office/word/2006/wordml" xmlns:wps="http://schemas.microsoft.com/office/word/2010/wordprocessingShape" mc:Ignorable="w14 w15 w16se w16cid w16 w16cex w16sdtdh wp14">
+<w:ftr xmlns:wpc="http://schemas.microsoft.com/office/word/2010/wordprocessingCanvas" xmlns:cx="http://schemas.microsoft.com/office/drawing/2014/chartex" xmlns:cx1="http://schemas.microsoft.com/office/drawing/2015/9/8/chartex" xmlns:cx2="http://schemas.microsoft.com/office/drawing/2015/10/21/chartex" xmlns:cx3="http://schemas.microsoft.com/office/drawing/2016/5/9/chartex" xmlns:cx4="http://schemas.microsoft.com/office/drawing/2016/5/10/chartex" xmlns:cx5="http://schemas.microsoft.com/office/drawing/2016/5/11/chartex" xmlns:cx6="http://schemas.microsoft.com/office/drawing/2016/5/12/chartex" xmlns:cx7="http://schemas.microsoft.com/office/drawing/2016/5/13/chartex" xmlns:cx8="http://schemas.microsoft.com/office/drawing/2016/5/14/chartex" xmlns:mc="http://schemas.openxmlformats.org/markup-compatibility/2006" xmlns:aink="http://schemas.microsoft.com/office/drawing/2016/ink" xmlns:am3d="http://schemas.microsoft.com/office/drawing/2017/model3d" xmlns:o="urn:schemas-microsoft-com:office:office" xmlns:r="http://schemas.openxmlformats.org/officeDocument/2006/relationships" xmlns:m="http://schemas.openxmlformats.org/officeDocument/2006/math" xmlns:v="urn:schemas-microsoft-com:vml" xmlns:wp14="http://schemas.microsoft.com/office/word/2010/wordprocessingDrawing" xmlns:wp="http://schemas.openxmlformats.org/drawingml/2006/wordprocessingDrawing" xmlns:w10="urn:schemas-microsoft-com:office:word" xmlns:w="http://schemas.openxmlformats.org/wordprocessingml/2006/main" xmlns:w14="http://schemas.microsoft.com/office/word/2010/wordml" xmlns:w15="http://schemas.microsoft.com/office/word/2012/wordml" xmlns:w16cex="http://schemas.microsoft.com/office/word/2018/wordml/cex" xmlns:w16cid="http://schemas.microsoft.com/office/word/2016/wordml/cid" xmlns:w16="http://schemas.microsoft.com/office/word/2018/wordml" xmlns:w16sdtdh="http://schemas.microsoft.com/office/word/2020/wordml/sdtdatahash" xmlns:w16se="http://schemas.microsoft.com/office/word/2015/wordml/symex" xmlns:wpg="http://schemas.microsoft.com/office/word/2010/wordprocessingGroup" xmlns:wpi="http://schemas.microsoft.com/office/word/2010/wordprocessingInk" xmlns:wne="http://schemas.microsoft.com/office/word/2006/wordml" xmlns:wps="http://schemas.microsoft.com/office/word/2010/wordprocessingShape" mc:Ignorable="w14 w15 w16se w16cid w16 w16cex w16sdtdh wp14">
   <w:p>
     <w:pPr>
       <w:pStyle w:val="Footer"/>
@@ -1999,7 +1999,7 @@
 </file>
 
 <file path=word/footer3.xml><?xml version="1.0" encoding="utf-8"?>
-<w:ftr xmlns:wpc="http://schemas.microsoft.com/office/word/2010/wordprocessingCanvas" xmlns:cx="http://schemas.microsoft.com/office/drawing/2014/chartex" xmlns:cx1="http://schemas.microsoft.com/office/drawing/2015/9/8/chartex" xmlns:cx2="http://schemas.microsoft.com/office/drawing/2015/10/21/chartex" xmlns:cx3="http://schemas.microsoft.com/office/drawing/2016/5/9/chartex" xmlns:cx4="http://schemas.microsoft.com/office/drawing/2016/5/10/chartex" xmlns:cx5="http://schemas.microsoft.com/office/drawing/2016/5/11/chartex" xmlns:cx6="http://schemas.microsoft.com/office/drawing/2016/5/12/chartex" xmlns:cx7="http://schemas.microsoft.com/office/drawing/2016/5/13/chartex" xmlns:cx8="http://schemas.microsoft.com/office/drawing/2016/5/14/chartex" xmlns:mc="http://schemas.openxmlformats.org/markup-compatibility/2006" xmlns:aink="http://schemas.microsoft.com/office/drawing/2016/ink" xmlns:am3d="http://schemas.microsoft.com/office/drawing/2017/model3d" xmlns:o="urn:schemas-microsoft-com:office:office" xmlns:oel="http://schemas.microsoft.com/office/2019/extlst" xmlns:r="http://schemas.openxmlformats.org/officeDocument/2006/relationships" xmlns:m="http://schemas.openxmlformats.org/officeDocument/2006/math" xmlns:v="urn:schemas-microsoft-com:vml" xmlns:wp14="http://schemas.microsoft.com/office/word/2010/wordprocessingDrawing" xmlns:wp="http://schemas.openxmlformats.org/drawingml/2006/wordprocessingDrawing" xmlns:w10="urn:schemas-microsoft-com:office:word" xmlns:w="http://schemas.openxmlformats.org/wordprocessingml/2006/main" xmlns:w14="http://schemas.microsoft.com/office/word/2010/wordml" xmlns:w15="http://schemas.microsoft.com/office/word/2012/wordml" xmlns:w16cex="http://schemas.microsoft.com/office/word/2018/wordml/cex" xmlns:w16cid="http://schemas.microsoft.com/office/word/2016/wordml/cid" xmlns:w16="http://schemas.microsoft.com/office/word/2018/wordml" xmlns:w16sdtdh="http://schemas.microsoft.com/office/word/2020/wordml/sdtdatahash" xmlns:w16se="http://schemas.microsoft.com/office/word/2015/wordml/symex" xmlns:wpg="http://schemas.microsoft.com/office/word/2010/wordprocessingGroup" xmlns:wpi="http://schemas.microsoft.com/office/word/2010/wordprocessingInk" xmlns:wne="http://schemas.microsoft.com/office/word/2006/wordml" xmlns:wps="http://schemas.microsoft.com/office/word/2010/wordprocessingShape" mc:Ignorable="w14 w15 w16se w16cid w16 w16cex w16sdtdh wp14">
+<w:ftr xmlns:wpc="http://schemas.microsoft.com/office/word/2010/wordprocessingCanvas" xmlns:cx="http://schemas.microsoft.com/office/drawing/2014/chartex" xmlns:cx1="http://schemas.microsoft.com/office/drawing/2015/9/8/chartex" xmlns:cx2="http://schemas.microsoft.com/office/drawing/2015/10/21/chartex" xmlns:cx3="http://schemas.microsoft.com/office/drawing/2016/5/9/chartex" xmlns:cx4="http://schemas.microsoft.com/office/drawing/2016/5/10/chartex" xmlns:cx5="http://schemas.microsoft.com/office/drawing/2016/5/11/chartex" xmlns:cx6="http://schemas.microsoft.com/office/drawing/2016/5/12/chartex" xmlns:cx7="http://schemas.microsoft.com/office/drawing/2016/5/13/chartex" xmlns:cx8="http://schemas.microsoft.com/office/drawing/2016/5/14/chartex" xmlns:mc="http://schemas.openxmlformats.org/markup-compatibility/2006" xmlns:aink="http://schemas.microsoft.com/office/drawing/2016/ink" xmlns:am3d="http://schemas.microsoft.com/office/drawing/2017/model3d" xmlns:o="urn:schemas-microsoft-com:office:office" xmlns:r="http://schemas.openxmlformats.org/officeDocument/2006/relationships" xmlns:m="http://schemas.openxmlformats.org/officeDocument/2006/math" xmlns:v="urn:schemas-microsoft-com:vml" xmlns:wp14="http://schemas.microsoft.com/office/word/2010/wordprocessingDrawing" xmlns:wp="http://schemas.openxmlformats.org/drawingml/2006/wordprocessingDrawing" xmlns:w10="urn:schemas-microsoft-com:office:word" xmlns:w="http://schemas.openxmlformats.org/wordprocessingml/2006/main" xmlns:w14="http://schemas.microsoft.com/office/word/2010/wordml" xmlns:w15="http://schemas.microsoft.com/office/word/2012/wordml" xmlns:w16cex="http://schemas.microsoft.com/office/word/2018/wordml/cex" xmlns:w16cid="http://schemas.microsoft.com/office/word/2016/wordml/cid" xmlns:w16="http://schemas.microsoft.com/office/word/2018/wordml" xmlns:w16sdtdh="http://schemas.microsoft.com/office/word/2020/wordml/sdtdatahash" xmlns:w16se="http://schemas.microsoft.com/office/word/2015/wordml/symex" xmlns:wpg="http://schemas.microsoft.com/office/word/2010/wordprocessingGroup" xmlns:wpi="http://schemas.microsoft.com/office/word/2010/wordprocessingInk" xmlns:wne="http://schemas.microsoft.com/office/word/2006/wordml" xmlns:wps="http://schemas.microsoft.com/office/word/2010/wordprocessingShape" mc:Ignorable="w14 w15 w16se w16cid w16 w16cex w16sdtdh wp14">
   <w:tbl>
     <w:tblPr>
       <w:tblW w:w="9286" w:type="dxa"/>
@@ -2194,7 +2194,7 @@
 </file>
 
 <file path=word/footnotes.xml><?xml version="1.0" encoding="utf-8"?>
-<w:footnotes xmlns:wpc="http://schemas.microsoft.com/office/word/2010/wordprocessingCanvas" xmlns:cx="http://schemas.microsoft.com/office/drawing/2014/chartex" xmlns:cx1="http://schemas.microsoft.com/office/drawing/2015/9/8/chartex" xmlns:cx2="http://schemas.microsoft.com/office/drawing/2015/10/21/chartex" xmlns:cx3="http://schemas.microsoft.com/office/drawing/2016/5/9/chartex" xmlns:cx4="http://schemas.microsoft.com/office/drawing/2016/5/10/chartex" xmlns:cx5="http://schemas.microsoft.com/office/drawing/2016/5/11/chartex" xmlns:cx6="http://schemas.microsoft.com/office/drawing/2016/5/12/chartex" xmlns:cx7="http://schemas.microsoft.com/office/drawing/2016/5/13/chartex" xmlns:cx8="http://schemas.microsoft.com/office/drawing/2016/5/14/chartex" xmlns:mc="http://schemas.openxmlformats.org/markup-compatibility/2006" xmlns:aink="http://schemas.microsoft.com/office/drawing/2016/ink" xmlns:am3d="http://schemas.microsoft.com/office/drawing/2017/model3d" xmlns:o="urn:schemas-microsoft-com:office:office" xmlns:oel="http://schemas.microsoft.com/office/2019/extlst" xmlns:r="http://schemas.openxmlformats.org/officeDocument/2006/relationships" xmlns:m="http://schemas.openxmlformats.org/officeDocument/2006/math" xmlns:v="urn:schemas-microsoft-com:vml" xmlns:wp14="http://schemas.microsoft.com/office/word/2010/wordprocessingDrawing" xmlns:wp="http://schemas.openxmlformats.org/drawingml/2006/wordprocessingDrawing" xmlns:w10="urn:schemas-microsoft-com:office:word" xmlns:w="http://schemas.openxmlformats.org/wordprocessingml/2006/main" xmlns:w14="http://schemas.microsoft.com/office/word/2010/wordml" xmlns:w15="http://schemas.microsoft.com/office/word/2012/wordml" xmlns:w16cex="http://schemas.microsoft.com/office/word/2018/wordml/cex" xmlns:w16cid="http://schemas.microsoft.com/office/word/2016/wordml/cid" xmlns:w16="http://schemas.microsoft.com/office/word/2018/wordml" xmlns:w16sdtdh="http://schemas.microsoft.com/office/word/2020/wordml/sdtdatahash" xmlns:w16se="http://schemas.microsoft.com/office/word/2015/wordml/symex" xmlns:wpg="http://schemas.microsoft.com/office/word/2010/wordprocessingGroup" xmlns:wpi="http://schemas.microsoft.com/office/word/2010/wordprocessingInk" xmlns:wne="http://schemas.microsoft.com/office/word/2006/wordml" xmlns:wps="http://schemas.microsoft.com/office/word/2010/wordprocessingShape" mc:Ignorable="w14 w15 w16se w16cid w16 w16cex w16sdtdh wp14">
+<w:footnotes xmlns:wpc="http://schemas.microsoft.com/office/word/2010/wordprocessingCanvas" xmlns:cx="http://schemas.microsoft.com/office/drawing/2014/chartex" xmlns:cx1="http://schemas.microsoft.com/office/drawing/2015/9/8/chartex" xmlns:cx2="http://schemas.microsoft.com/office/drawing/2015/10/21/chartex" xmlns:cx3="http://schemas.microsoft.com/office/drawing/2016/5/9/chartex" xmlns:cx4="http://schemas.microsoft.com/office/drawing/2016/5/10/chartex" xmlns:cx5="http://schemas.microsoft.com/office/drawing/2016/5/11/chartex" xmlns:cx6="http://schemas.microsoft.com/office/drawing/2016/5/12/chartex" xmlns:cx7="http://schemas.microsoft.com/office/drawing/2016/5/13/chartex" xmlns:cx8="http://schemas.microsoft.com/office/drawing/2016/5/14/chartex" xmlns:mc="http://schemas.openxmlformats.org/markup-compatibility/2006" xmlns:aink="http://schemas.microsoft.com/office/drawing/2016/ink" xmlns:am3d="http://schemas.microsoft.com/office/drawing/2017/model3d" xmlns:o="urn:schemas-microsoft-com:office:office" xmlns:r="http://schemas.openxmlformats.org/officeDocument/2006/relationships" xmlns:m="http://schemas.openxmlformats.org/officeDocument/2006/math" xmlns:v="urn:schemas-microsoft-com:vml" xmlns:wp14="http://schemas.microsoft.com/office/word/2010/wordprocessingDrawing" xmlns:wp="http://schemas.openxmlformats.org/drawingml/2006/wordprocessingDrawing" xmlns:w10="urn:schemas-microsoft-com:office:word" xmlns:w="http://schemas.openxmlformats.org/wordprocessingml/2006/main" xmlns:w14="http://schemas.microsoft.com/office/word/2010/wordml" xmlns:w15="http://schemas.microsoft.com/office/word/2012/wordml" xmlns:w16cex="http://schemas.microsoft.com/office/word/2018/wordml/cex" xmlns:w16cid="http://schemas.microsoft.com/office/word/2016/wordml/cid" xmlns:w16="http://schemas.microsoft.com/office/word/2018/wordml" xmlns:w16sdtdh="http://schemas.microsoft.com/office/word/2020/wordml/sdtdatahash" xmlns:w16se="http://schemas.microsoft.com/office/word/2015/wordml/symex" xmlns:wpg="http://schemas.microsoft.com/office/word/2010/wordprocessingGroup" xmlns:wpi="http://schemas.microsoft.com/office/word/2010/wordprocessingInk" xmlns:wne="http://schemas.microsoft.com/office/word/2006/wordml" xmlns:wps="http://schemas.microsoft.com/office/word/2010/wordprocessingShape" mc:Ignorable="w14 w15 w16se w16cid w16 w16cex w16sdtdh wp14">
   <w:footnote w:type="separator" w:id="-1">
     <w:p>
       <w:r>
@@ -2213,7 +2213,7 @@
 </file>
 
 <file path=word/header1.xml><?xml version="1.0" encoding="utf-8"?>
-<w:hdr xmlns:wpc="http://schemas.microsoft.com/office/word/2010/wordprocessingCanvas" xmlns:cx="http://schemas.microsoft.com/office/drawing/2014/chartex" xmlns:cx1="http://schemas.microsoft.com/office/drawing/2015/9/8/chartex" xmlns:cx2="http://schemas.microsoft.com/office/drawing/2015/10/21/chartex" xmlns:cx3="http://schemas.microsoft.com/office/drawing/2016/5/9/chartex" xmlns:cx4="http://schemas.microsoft.com/office/drawing/2016/5/10/chartex" xmlns:cx5="http://schemas.microsoft.com/office/drawing/2016/5/11/chartex" xmlns:cx6="http://schemas.microsoft.com/office/drawing/2016/5/12/chartex" xmlns:cx7="http://schemas.microsoft.com/office/drawing/2016/5/13/chartex" xmlns:cx8="http://schemas.microsoft.com/office/drawing/2016/5/14/chartex" xmlns:mc="http://schemas.openxmlformats.org/markup-compatibility/2006" xmlns:aink="http://schemas.microsoft.com/office/drawing/2016/ink" xmlns:am3d="http://schemas.microsoft.com/office/drawing/2017/model3d" xmlns:o="urn:schemas-microsoft-com:office:office" xmlns:oel="http://schemas.microsoft.com/office/2019/extlst" xmlns:r="http://schemas.openxmlformats.org/officeDocument/2006/relationships" xmlns:m="http://schemas.openxmlformats.org/officeDocument/2006/math" xmlns:v="urn:schemas-microsoft-com:vml" xmlns:wp14="http://schemas.microsoft.com/office/word/2010/wordprocessingDrawing" xmlns:wp="http://schemas.openxmlformats.org/drawingml/2006/wordprocessingDrawing" xmlns:w10="urn:schemas-microsoft-com:office:word" xmlns:w="http://schemas.openxmlformats.org/wordprocessingml/2006/main" xmlns:w14="http://schemas.microsoft.com/office/word/2010/wordml" xmlns:w15="http://schemas.microsoft.com/office/word/2012/wordml" xmlns:w16cex="http://schemas.microsoft.com/office/word/2018/wordml/cex" xmlns:w16cid="http://schemas.microsoft.com/office/word/2016/wordml/cid" xmlns:w16="http://schemas.microsoft.com/office/word/2018/wordml" xmlns:w16sdtdh="http://schemas.microsoft.com/office/word/2020/wordml/sdtdatahash" xmlns:w16se="http://schemas.microsoft.com/office/word/2015/wordml/symex" xmlns:wpg="http://schemas.microsoft.com/office/word/2010/wordprocessingGroup" xmlns:wpi="http://schemas.microsoft.com/office/word/2010/wordprocessingInk" xmlns:wne="http://schemas.microsoft.com/office/word/2006/wordml" xmlns:wps="http://schemas.microsoft.com/office/word/2010/wordprocessingShape" mc:Ignorable="w14 w15 w16se w16cid w16 w16cex w16sdtdh wp14">
+<w:hdr xmlns:wpc="http://schemas.microsoft.com/office/word/2010/wordprocessingCanvas" xmlns:cx="http://schemas.microsoft.com/office/drawing/2014/chartex" xmlns:cx1="http://schemas.microsoft.com/office/drawing/2015/9/8/chartex" xmlns:cx2="http://schemas.microsoft.com/office/drawing/2015/10/21/chartex" xmlns:cx3="http://schemas.microsoft.com/office/drawing/2016/5/9/chartex" xmlns:cx4="http://schemas.microsoft.com/office/drawing/2016/5/10/chartex" xmlns:cx5="http://schemas.microsoft.com/office/drawing/2016/5/11/chartex" xmlns:cx6="http://schemas.microsoft.com/office/drawing/2016/5/12/chartex" xmlns:cx7="http://schemas.microsoft.com/office/drawing/2016/5/13/chartex" xmlns:cx8="http://schemas.microsoft.com/office/drawing/2016/5/14/chartex" xmlns:mc="http://schemas.openxmlformats.org/markup-compatibility/2006" xmlns:aink="http://schemas.microsoft.com/office/drawing/2016/ink" xmlns:am3d="http://schemas.microsoft.com/office/drawing/2017/model3d" xmlns:o="urn:schemas-microsoft-com:office:office" xmlns:r="http://schemas.openxmlformats.org/officeDocument/2006/relationships" xmlns:m="http://schemas.openxmlformats.org/officeDocument/2006/math" xmlns:v="urn:schemas-microsoft-com:vml" xmlns:wp14="http://schemas.microsoft.com/office/word/2010/wordprocessingDrawing" xmlns:wp="http://schemas.openxmlformats.org/drawingml/2006/wordprocessingDrawing" xmlns:w10="urn:schemas-microsoft-com:office:word" xmlns:w="http://schemas.openxmlformats.org/wordprocessingml/2006/main" xmlns:w14="http://schemas.microsoft.com/office/word/2010/wordml" xmlns:w15="http://schemas.microsoft.com/office/word/2012/wordml" xmlns:w16cex="http://schemas.microsoft.com/office/word/2018/wordml/cex" xmlns:w16cid="http://schemas.microsoft.com/office/word/2016/wordml/cid" xmlns:w16="http://schemas.microsoft.com/office/word/2018/wordml" xmlns:w16sdtdh="http://schemas.microsoft.com/office/word/2020/wordml/sdtdatahash" xmlns:w16se="http://schemas.microsoft.com/office/word/2015/wordml/symex" xmlns:wpg="http://schemas.microsoft.com/office/word/2010/wordprocessingGroup" xmlns:wpi="http://schemas.microsoft.com/office/word/2010/wordprocessingInk" xmlns:wne="http://schemas.microsoft.com/office/word/2006/wordml" xmlns:wps="http://schemas.microsoft.com/office/word/2010/wordprocessingShape" mc:Ignorable="w14 w15 w16se w16cid w16 w16cex w16sdtdh wp14">
   <w:p>
     <w:pPr>
       <w:pStyle w:val="Header"/>
@@ -2277,7 +2277,7 @@
 </file>
 
 <file path=word/numbering.xml><?xml version="1.0" encoding="utf-8"?>
-<w:numbering xmlns:wpc="http://schemas.microsoft.com/office/word/2010/wordprocessingCanvas" xmlns:cx="http://schemas.microsoft.com/office/drawing/2014/chartex" xmlns:cx1="http://schemas.microsoft.com/office/drawing/2015/9/8/chartex" xmlns:cx2="http://schemas.microsoft.com/office/drawing/2015/10/21/chartex" xmlns:cx3="http://schemas.microsoft.com/office/drawing/2016/5/9/chartex" xmlns:cx4="http://schemas.microsoft.com/office/drawing/2016/5/10/chartex" xmlns:cx5="http://schemas.microsoft.com/office/drawing/2016/5/11/chartex" xmlns:cx6="http://schemas.microsoft.com/office/drawing/2016/5/12/chartex" xmlns:cx7="http://schemas.microsoft.com/office/drawing/2016/5/13/chartex" xmlns:cx8="http://schemas.microsoft.com/office/drawing/2016/5/14/chartex" xmlns:mc="http://schemas.openxmlformats.org/markup-compatibility/2006" xmlns:aink="http://schemas.microsoft.com/office/drawing/2016/ink" xmlns:am3d="http://schemas.microsoft.com/office/drawing/2017/model3d" xmlns:o="urn:schemas-microsoft-com:office:office" xmlns:oel="http://schemas.microsoft.com/office/2019/extlst" xmlns:r="http://schemas.openxmlformats.org/officeDocument/2006/relationships" xmlns:m="http://schemas.openxmlformats.org/officeDocument/2006/math" xmlns:v="urn:schemas-microsoft-com:vml" xmlns:wp14="http://schemas.microsoft.com/office/word/2010/wordprocessingDrawing" xmlns:wp="http://schemas.openxmlformats.org/drawingml/2006/wordprocessingDrawing" xmlns:w10="urn:schemas-microsoft-com:office:word" xmlns:w="http://schemas.openxmlformats.org/wordprocessingml/2006/main" xmlns:w14="http://schemas.microsoft.com/office/word/2010/wordml" xmlns:w15="http://schemas.microsoft.com/office/word/2012/wordml" xmlns:w16cex="http://schemas.microsoft.com/office/word/2018/wordml/cex" xmlns:w16cid="http://schemas.microsoft.com/office/word/2016/wordml/cid" xmlns:w16="http://schemas.microsoft.com/office/word/2018/wordml" xmlns:w16sdtdh="http://schemas.microsoft.com/office/word/2020/wordml/sdtdatahash" xmlns:w16se="http://schemas.microsoft.com/office/word/2015/wordml/symex" xmlns:wpg="http://schemas.microsoft.com/office/word/2010/wordprocessingGroup" xmlns:wpi="http://schemas.microsoft.com/office/word/2010/wordprocessingInk" xmlns:wne="http://schemas.microsoft.com/office/word/2006/wordml" xmlns:wps="http://schemas.microsoft.com/office/word/2010/wordprocessingShape" mc:Ignorable="w14 w15 w16se w16cid w16 w16cex w16sdtdh wp14">
+<w:numbering xmlns:wpc="http://schemas.microsoft.com/office/word/2010/wordprocessingCanvas" xmlns:cx="http://schemas.microsoft.com/office/drawing/2014/chartex" xmlns:cx1="http://schemas.microsoft.com/office/drawing/2015/9/8/chartex" xmlns:cx2="http://schemas.microsoft.com/office/drawing/2015/10/21/chartex" xmlns:cx3="http://schemas.microsoft.com/office/drawing/2016/5/9/chartex" xmlns:cx4="http://schemas.microsoft.com/office/drawing/2016/5/10/chartex" xmlns:cx5="http://schemas.microsoft.com/office/drawing/2016/5/11/chartex" xmlns:cx6="http://schemas.microsoft.com/office/drawing/2016/5/12/chartex" xmlns:cx7="http://schemas.microsoft.com/office/drawing/2016/5/13/chartex" xmlns:cx8="http://schemas.microsoft.com/office/drawing/2016/5/14/chartex" xmlns:mc="http://schemas.openxmlformats.org/markup-compatibility/2006" xmlns:aink="http://schemas.microsoft.com/office/drawing/2016/ink" xmlns:am3d="http://schemas.microsoft.com/office/drawing/2017/model3d" xmlns:o="urn:schemas-microsoft-com:office:office" xmlns:r="http://schemas.openxmlformats.org/officeDocument/2006/relationships" xmlns:m="http://schemas.openxmlformats.org/officeDocument/2006/math" xmlns:v="urn:schemas-microsoft-com:vml" xmlns:wp14="http://schemas.microsoft.com/office/word/2010/wordprocessingDrawing" xmlns:wp="http://schemas.openxmlformats.org/drawingml/2006/wordprocessingDrawing" xmlns:w10="urn:schemas-microsoft-com:office:word" xmlns:w="http://schemas.openxmlformats.org/wordprocessingml/2006/main" xmlns:w14="http://schemas.microsoft.com/office/word/2010/wordml" xmlns:w15="http://schemas.microsoft.com/office/word/2012/wordml" xmlns:w16cex="http://schemas.microsoft.com/office/word/2018/wordml/cex" xmlns:w16cid="http://schemas.microsoft.com/office/word/2016/wordml/cid" xmlns:w16="http://schemas.microsoft.com/office/word/2018/wordml" xmlns:w16sdtdh="http://schemas.microsoft.com/office/word/2020/wordml/sdtdatahash" xmlns:w16se="http://schemas.microsoft.com/office/word/2015/wordml/symex" xmlns:wpg="http://schemas.microsoft.com/office/word/2010/wordprocessingGroup" xmlns:wpi="http://schemas.microsoft.com/office/word/2010/wordprocessingInk" xmlns:wne="http://schemas.microsoft.com/office/word/2006/wordml" xmlns:wps="http://schemas.microsoft.com/office/word/2010/wordprocessingShape" mc:Ignorable="w14 w15 w16se w16cid w16 w16cex w16sdtdh wp14">
   <w:abstractNum w:abstractNumId="0" w15:restartNumberingAfterBreak="0">
     <w:nsid w:val="10CE62FD"/>
     <w:multiLevelType w:val="singleLevel"/>
@@ -5190,121 +5190,121 @@
       </w:rPr>
     </w:lvl>
   </w:abstractNum>
-  <w:num w:numId="1" w16cid:durableId="302587204">
+  <w:num w:numId="1">
     <w:abstractNumId w:val="31"/>
   </w:num>
-  <w:num w:numId="2" w16cid:durableId="1332299508">
+  <w:num w:numId="2">
     <w:abstractNumId w:val="34"/>
   </w:num>
-  <w:num w:numId="3" w16cid:durableId="1269198850">
+  <w:num w:numId="3">
     <w:abstractNumId w:val="10"/>
   </w:num>
-  <w:num w:numId="4" w16cid:durableId="2062511396">
+  <w:num w:numId="4">
     <w:abstractNumId w:val="14"/>
   </w:num>
-  <w:num w:numId="5" w16cid:durableId="133068972">
+  <w:num w:numId="5">
     <w:abstractNumId w:val="26"/>
   </w:num>
-  <w:num w:numId="6" w16cid:durableId="704983927">
+  <w:num w:numId="6">
     <w:abstractNumId w:val="6"/>
   </w:num>
-  <w:num w:numId="7" w16cid:durableId="1139762981">
+  <w:num w:numId="7">
     <w:abstractNumId w:val="36"/>
   </w:num>
-  <w:num w:numId="8" w16cid:durableId="674112896">
+  <w:num w:numId="8">
     <w:abstractNumId w:val="16"/>
   </w:num>
-  <w:num w:numId="9" w16cid:durableId="1351026502">
+  <w:num w:numId="9">
     <w:abstractNumId w:val="32"/>
   </w:num>
-  <w:num w:numId="10" w16cid:durableId="1220168465">
+  <w:num w:numId="10">
     <w:abstractNumId w:val="37"/>
   </w:num>
-  <w:num w:numId="11" w16cid:durableId="1764186303">
+  <w:num w:numId="11">
     <w:abstractNumId w:val="3"/>
   </w:num>
-  <w:num w:numId="12" w16cid:durableId="1999262331">
+  <w:num w:numId="12">
     <w:abstractNumId w:val="9"/>
   </w:num>
-  <w:num w:numId="13" w16cid:durableId="2103337852">
+  <w:num w:numId="13">
     <w:abstractNumId w:val="8"/>
   </w:num>
-  <w:num w:numId="14" w16cid:durableId="1910071014">
+  <w:num w:numId="14">
     <w:abstractNumId w:val="17"/>
   </w:num>
-  <w:num w:numId="15" w16cid:durableId="1880624942">
+  <w:num w:numId="15">
     <w:abstractNumId w:val="29"/>
   </w:num>
-  <w:num w:numId="16" w16cid:durableId="1558585357">
+  <w:num w:numId="16">
     <w:abstractNumId w:val="19"/>
   </w:num>
-  <w:num w:numId="17" w16cid:durableId="234553556">
+  <w:num w:numId="17">
     <w:abstractNumId w:val="27"/>
   </w:num>
-  <w:num w:numId="18" w16cid:durableId="1176966378">
+  <w:num w:numId="18">
     <w:abstractNumId w:val="35"/>
   </w:num>
-  <w:num w:numId="19" w16cid:durableId="1802335219">
+  <w:num w:numId="19">
     <w:abstractNumId w:val="23"/>
   </w:num>
-  <w:num w:numId="20" w16cid:durableId="2144275104">
+  <w:num w:numId="20">
     <w:abstractNumId w:val="7"/>
   </w:num>
-  <w:num w:numId="21" w16cid:durableId="305354194">
+  <w:num w:numId="21">
     <w:abstractNumId w:val="21"/>
   </w:num>
-  <w:num w:numId="22" w16cid:durableId="1240483199">
+  <w:num w:numId="22">
     <w:abstractNumId w:val="30"/>
   </w:num>
-  <w:num w:numId="23" w16cid:durableId="1531604718">
+  <w:num w:numId="23">
     <w:abstractNumId w:val="12"/>
   </w:num>
-  <w:num w:numId="24" w16cid:durableId="1364743503">
+  <w:num w:numId="24">
     <w:abstractNumId w:val="22"/>
   </w:num>
-  <w:num w:numId="25" w16cid:durableId="247345917">
+  <w:num w:numId="25">
     <w:abstractNumId w:val="4"/>
   </w:num>
-  <w:num w:numId="26" w16cid:durableId="2136176220">
+  <w:num w:numId="26">
     <w:abstractNumId w:val="38"/>
   </w:num>
-  <w:num w:numId="27" w16cid:durableId="536165622">
+  <w:num w:numId="27">
     <w:abstractNumId w:val="1"/>
   </w:num>
-  <w:num w:numId="28" w16cid:durableId="739057448">
+  <w:num w:numId="28">
     <w:abstractNumId w:val="33"/>
   </w:num>
-  <w:num w:numId="29" w16cid:durableId="2038772092">
+  <w:num w:numId="29">
     <w:abstractNumId w:val="0"/>
   </w:num>
-  <w:num w:numId="30" w16cid:durableId="1364481436">
+  <w:num w:numId="30">
     <w:abstractNumId w:val="18"/>
   </w:num>
-  <w:num w:numId="31" w16cid:durableId="227113586">
+  <w:num w:numId="31">
     <w:abstractNumId w:val="28"/>
   </w:num>
-  <w:num w:numId="32" w16cid:durableId="1814517122">
+  <w:num w:numId="32">
     <w:abstractNumId w:val="24"/>
   </w:num>
-  <w:num w:numId="33" w16cid:durableId="2057241296">
+  <w:num w:numId="33">
     <w:abstractNumId w:val="15"/>
   </w:num>
-  <w:num w:numId="34" w16cid:durableId="1059281416">
+  <w:num w:numId="34">
     <w:abstractNumId w:val="5"/>
   </w:num>
-  <w:num w:numId="35" w16cid:durableId="2107655315">
+  <w:num w:numId="35">
     <w:abstractNumId w:val="25"/>
   </w:num>
-  <w:num w:numId="36" w16cid:durableId="2002462030">
+  <w:num w:numId="36">
     <w:abstractNumId w:val="13"/>
   </w:num>
-  <w:num w:numId="37" w16cid:durableId="66149486">
+  <w:num w:numId="37">
     <w:abstractNumId w:val="20"/>
   </w:num>
-  <w:num w:numId="38" w16cid:durableId="1382249301">
+  <w:num w:numId="38">
     <w:abstractNumId w:val="11"/>
   </w:num>
-  <w:num w:numId="39" w16cid:durableId="225916622">
+  <w:num w:numId="39">
     <w:abstractNumId w:val="2"/>
   </w:num>
 </w:numbering>
@@ -6675,10 +6675,6 @@
 </file>
 
 <file path=customXml/item1.xml><?xml version="1.0" encoding="utf-8"?>
-<LongProperties xmlns="http://schemas.microsoft.com/office/2006/metadata/longProperties"/>
-</file>
-
-<file path=customXml/item2.xml><?xml version="1.0" encoding="utf-8"?>
 <p:properties xmlns:p="http://schemas.microsoft.com/office/2006/metadata/properties" xmlns:xsi="http://www.w3.org/2001/XMLSchema-instance" xmlns:pc="http://schemas.microsoft.com/office/infopath/2007/PartnerControls">
   <documentManagement>
     <Government_x0020_Body xmlns="b413c3fd-5a3b-4239-b985-69032e371c04">BEIS</Government_x0020_Body>
@@ -6706,11 +6702,70 @@
 </p:properties>
 </file>
 
+<file path=customXml/item2.xml><?xml version="1.0" encoding="utf-8"?>
+<LongProperties xmlns="http://schemas.microsoft.com/office/2006/metadata/longProperties"/>
+</file>
+
 <file path=customXml/item3.xml><?xml version="1.0" encoding="utf-8"?>
-<b:Sources xmlns:b="http://schemas.openxmlformats.org/officeDocument/2006/bibliography" xmlns="http://schemas.openxmlformats.org/officeDocument/2006/bibliography" SelectedStyle="\APA.XSL" StyleName="APA"/>
+<?mso-contentType ?>
+<spe:Receivers xmlns:spe="http://schemas.microsoft.com/sharepoint/events">
+  <Receiver>
+    <Name>Document ID Generator</Name>
+    <Synchronization>Synchronous</Synchronization>
+    <Type>10001</Type>
+    <SequenceNumber>1000</SequenceNumber>
+    <Url/>
+    <Assembly>Microsoft.Office.DocumentManagement, Version=16.0.0.0, Culture=neutral, PublicKeyToken=71e9bce111e9429c</Assembly>
+    <Class>Microsoft.Office.DocumentManagement.Internal.DocIdHandler</Class>
+    <Data/>
+    <Filter/>
+  </Receiver>
+  <Receiver>
+    <Name>Document ID Generator</Name>
+    <Synchronization>Synchronous</Synchronization>
+    <Type>10002</Type>
+    <SequenceNumber>1001</SequenceNumber>
+    <Url/>
+    <Assembly>Microsoft.Office.DocumentManagement, Version=16.0.0.0, Culture=neutral, PublicKeyToken=71e9bce111e9429c</Assembly>
+    <Class>Microsoft.Office.DocumentManagement.Internal.DocIdHandler</Class>
+    <Data/>
+    <Filter/>
+  </Receiver>
+  <Receiver>
+    <Name>Document ID Generator</Name>
+    <Synchronization>Synchronous</Synchronization>
+    <Type>10004</Type>
+    <SequenceNumber>1002</SequenceNumber>
+    <Url/>
+    <Assembly>Microsoft.Office.DocumentManagement, Version=16.0.0.0, Culture=neutral, PublicKeyToken=71e9bce111e9429c</Assembly>
+    <Class>Microsoft.Office.DocumentManagement.Internal.DocIdHandler</Class>
+    <Data/>
+    <Filter/>
+  </Receiver>
+  <Receiver>
+    <Name>Document ID Generator</Name>
+    <Synchronization>Synchronous</Synchronization>
+    <Type>10006</Type>
+    <SequenceNumber>1003</SequenceNumber>
+    <Url/>
+    <Assembly>Microsoft.Office.DocumentManagement, Version=16.0.0.0, Culture=neutral, PublicKeyToken=71e9bce111e9429c</Assembly>
+    <Class>Microsoft.Office.DocumentManagement.Internal.DocIdHandler</Class>
+    <Data/>
+    <Filter/>
+  </Receiver>
+</spe:Receivers>
 </file>
 
 <file path=customXml/item4.xml><?xml version="1.0" encoding="utf-8"?>
+<?mso-contentType ?>
+<FormTemplates xmlns="http://schemas.microsoft.com/sharepoint/v3/contenttype/forms">
+  <Display>DocumentLibraryForm</Display>
+  <Edit>DocumentLibraryForm</Edit>
+  <New>DocumentLibraryForm</New>
+</FormTemplates>
+</file>
+
+<file path=customXml/item5.xml><?xml version="1.0" encoding="utf-8"?>
 <ct:contentTypeSchema xmlns:ct="http://schemas.microsoft.com/office/2006/metadata/contentType" xmlns:ma="http://schemas.microsoft.com/office/2006/metadata/properties/metaAttributes" ct:_="" ma:_="" ma:contentTypeName="Document" ma:contentTypeID="0x01010021FBFA0342EB724A95B4909723D26D68" ma:contentTypeVersion="26" ma:contentTypeDescription="Create a new document." ma:contentTypeScope="" ma:versionID="ce9128d41b1af608ba1c196b42a8dbd5">
   <xsd:schema xmlns:xsd="http://www.w3.org/2001/XMLSchema" xmlns:xs="http://www.w3.org/2001/XMLSchema" xmlns:p="http://schemas.microsoft.com/office/2006/metadata/properties" xmlns:ns2="faac64c1-01ff-446a-acab-2cde8bf797ec" xmlns:ns3="0063f72e-ace3-48fb-9c1f-5b513408b31f" xmlns:ns4="b413c3fd-5a3b-4239-b985-69032e371c04" xmlns:ns5="a8f60570-4bd3-4f2b-950b-a996de8ab151" xmlns:ns6="aaacb922-5235-4a66-b188-303b9b46fbd7" xmlns:ns7="2baed3fd-e151-4071-ba61-84ee9d9612ee" targetNamespace="http://schemas.microsoft.com/office/2006/metadata/properties" ma:root="true" ma:fieldsID="2a7ed604f0594f3fb732c0ca6b9e4075" ns2:_="" ns3:_="" ns4:_="" ns5:_="" ns6:_="" ns7:_="">
     <xsd:import namespace="faac64c1-01ff-446a-acab-2cde8bf797ec"/>
@@ -7077,74 +7132,11 @@
 </ct:contentTypeSchema>
 </file>
 
-<file path=customXml/item5.xml><?xml version="1.0" encoding="utf-8"?>
-<?mso-contentType ?>
-<FormTemplates xmlns="http://schemas.microsoft.com/sharepoint/v3/contenttype/forms">
-  <Display>DocumentLibraryForm</Display>
-  <Edit>DocumentLibraryForm</Edit>
-  <New>DocumentLibraryForm</New>
-</FormTemplates>
-</file>
-
 <file path=customXml/item6.xml><?xml version="1.0" encoding="utf-8"?>
-<?mso-contentType ?>
-<spe:Receivers xmlns:spe="http://schemas.microsoft.com/sharepoint/events">
-  <Receiver>
-    <Name>Document ID Generator</Name>
-    <Synchronization>Synchronous</Synchronization>
-    <Type>10001</Type>
-    <SequenceNumber>1000</SequenceNumber>
-    <Url/>
-    <Assembly>Microsoft.Office.DocumentManagement, Version=16.0.0.0, Culture=neutral, PublicKeyToken=71e9bce111e9429c</Assembly>
-    <Class>Microsoft.Office.DocumentManagement.Internal.DocIdHandler</Class>
-    <Data/>
-    <Filter/>
-  </Receiver>
-  <Receiver>
-    <Name>Document ID Generator</Name>
-    <Synchronization>Synchronous</Synchronization>
-    <Type>10002</Type>
-    <SequenceNumber>1001</SequenceNumber>
-    <Url/>
-    <Assembly>Microsoft.Office.DocumentManagement, Version=16.0.0.0, Culture=neutral, PublicKeyToken=71e9bce111e9429c</Assembly>
-    <Class>Microsoft.Office.DocumentManagement.Internal.DocIdHandler</Class>
-    <Data/>
-    <Filter/>
-  </Receiver>
-  <Receiver>
-    <Name>Document ID Generator</Name>
-    <Synchronization>Synchronous</Synchronization>
-    <Type>10004</Type>
-    <SequenceNumber>1002</SequenceNumber>
-    <Url/>
-    <Assembly>Microsoft.Office.DocumentManagement, Version=16.0.0.0, Culture=neutral, PublicKeyToken=71e9bce111e9429c</Assembly>
-    <Class>Microsoft.Office.DocumentManagement.Internal.DocIdHandler</Class>
-    <Data/>
-    <Filter/>
-  </Receiver>
-  <Receiver>
-    <Name>Document ID Generator</Name>
-    <Synchronization>Synchronous</Synchronization>
-    <Type>10006</Type>
-    <SequenceNumber>1003</SequenceNumber>
-    <Url/>
-    <Assembly>Microsoft.Office.DocumentManagement, Version=16.0.0.0, Culture=neutral, PublicKeyToken=71e9bce111e9429c</Assembly>
-    <Class>Microsoft.Office.DocumentManagement.Internal.DocIdHandler</Class>
-    <Data/>
-    <Filter/>
-  </Receiver>
-</spe:Receivers>
+<b:Sources xmlns:b="http://schemas.openxmlformats.org/officeDocument/2006/bibliography" xmlns="http://schemas.openxmlformats.org/officeDocument/2006/bibliography" SelectedStyle="\APA.XSL" StyleName="APA"/>
 </file>
 
 <file path=customXml/itemProps1.xml><?xml version="1.0" encoding="utf-8"?>
-<ds:datastoreItem xmlns:ds="http://schemas.openxmlformats.org/officeDocument/2006/customXml" ds:itemID="{6DFB9ACF-4A30-48E9-97D5-DB395301BC70}">
-  <ds:schemaRefs>
-    <ds:schemaRef ds:uri="http://schemas.microsoft.com/office/2006/metadata/longProperties"/>
-  </ds:schemaRefs>
-</ds:datastoreItem>
-</file>
-
-<file path=customXml/itemProps2.xml><?xml version="1.0" encoding="utf-8"?>
 <ds:datastoreItem xmlns:ds="http://schemas.openxmlformats.org/officeDocument/2006/customXml" ds:itemID="{5A8BB68E-F488-4D6D-AE52-775F1B0309F5}">
   <ds:schemaRefs>
     <ds:schemaRef ds:uri="http://schemas.microsoft.com/office/2006/metadata/properties"/>
@@ -7159,15 +7151,31 @@
 </ds:datastoreItem>
 </file>
 
+<file path=customXml/itemProps2.xml><?xml version="1.0" encoding="utf-8"?>
+<ds:datastoreItem xmlns:ds="http://schemas.openxmlformats.org/officeDocument/2006/customXml" ds:itemID="{6DFB9ACF-4A30-48E9-97D5-DB395301BC70}">
+  <ds:schemaRefs>
+    <ds:schemaRef ds:uri="http://schemas.microsoft.com/office/2006/metadata/longProperties"/>
+  </ds:schemaRefs>
+</ds:datastoreItem>
+</file>
+
 <file path=customXml/itemProps3.xml><?xml version="1.0" encoding="utf-8"?>
-<ds:datastoreItem xmlns:ds="http://schemas.openxmlformats.org/officeDocument/2006/customXml" ds:itemID="{FE7AD86C-DE8E-4F1E-9057-277333106F43}">
+<ds:datastoreItem xmlns:ds="http://schemas.openxmlformats.org/officeDocument/2006/customXml" ds:itemID="{A2CAF256-D854-41BB-AF4E-34D3B6FFFEB8}">
   <ds:schemaRefs>
-    <ds:schemaRef ds:uri="http://schemas.openxmlformats.org/officeDocument/2006/bibliography"/>
+    <ds:schemaRef ds:uri="http://schemas.microsoft.com/sharepoint/events"/>
   </ds:schemaRefs>
 </ds:datastoreItem>
 </file>
 
 <file path=customXml/itemProps4.xml><?xml version="1.0" encoding="utf-8"?>
+<ds:datastoreItem xmlns:ds="http://schemas.openxmlformats.org/officeDocument/2006/customXml" ds:itemID="{356D4027-F1BC-4409-A54C-9C6B462BFA94}">
+  <ds:schemaRefs>
+    <ds:schemaRef ds:uri="http://schemas.microsoft.com/sharepoint/v3/contenttype/forms"/>
+  </ds:schemaRefs>
+</ds:datastoreItem>
+</file>
+
+<file path=customXml/itemProps5.xml><?xml version="1.0" encoding="utf-8"?>
 <ds:datastoreItem xmlns:ds="http://schemas.openxmlformats.org/officeDocument/2006/customXml" ds:itemID="{31B13121-9B9F-4333-BCEF-E87159B3F796}">
   <ds:schemaRefs>
     <ds:schemaRef ds:uri="http://schemas.microsoft.com/office/2006/metadata/contentType"/>
@@ -7190,18 +7198,10 @@
 </ds:datastoreItem>
 </file>
 
-<file path=customXml/itemProps5.xml><?xml version="1.0" encoding="utf-8"?>
-<ds:datastoreItem xmlns:ds="http://schemas.openxmlformats.org/officeDocument/2006/customXml" ds:itemID="{356D4027-F1BC-4409-A54C-9C6B462BFA94}">
+<file path=customXml/itemProps6.xml><?xml version="1.0" encoding="utf-8"?>
+<ds:datastoreItem xmlns:ds="http://schemas.openxmlformats.org/officeDocument/2006/customXml" ds:itemID="{FE7AD86C-DE8E-4F1E-9057-277333106F43}">
   <ds:schemaRefs>
-    <ds:schemaRef ds:uri="http://schemas.microsoft.com/sharepoint/v3/contenttype/forms"/>
-  </ds:schemaRefs>
-</ds:datastoreItem>
-</file>
-
-<file path=customXml/itemProps6.xml><?xml version="1.0" encoding="utf-8"?>
-<ds:datastoreItem xmlns:ds="http://schemas.openxmlformats.org/officeDocument/2006/customXml" ds:itemID="{A2CAF256-D854-41BB-AF4E-34D3B6FFFEB8}">
-  <ds:schemaRefs>
-    <ds:schemaRef ds:uri="http://schemas.microsoft.com/sharepoint/events"/>
+    <ds:schemaRef ds:uri="http://schemas.openxmlformats.org/officeDocument/2006/bibliography"/>
   </ds:schemaRefs>
 </ds:datastoreItem>
 </file>
--- a/uk-cca-app-api/src/main/resources/templates/ca/england/AA_L003_Underlying_Agreement_Activated.docx
+++ b/uk-cca-app-api/src/main/resources/templates/ca/england/AA_L003_Underlying_Agreement_Activated.docx
@@ -1097,7 +1097,21 @@
                 <w:sz w:val="20"/>
                 <w:szCs w:val="20"/>
               </w:rPr>
-              <w:t>Agreement Identifier:</w:t>
+              <w:t>Agreement Identifier</w:t>
+            </w:r>
+            <w:r>
+              <w:rPr>
+                <w:sz w:val="20"/>
+                <w:szCs w:val="20"/>
+              </w:rPr>
+              <w:t>(s)</w:t>
+            </w:r>
+            <w:r>
+              <w:rPr>
+                <w:sz w:val="20"/>
+                <w:szCs w:val="20"/>
+              </w:rPr>
+              <w:t>:</w:t>
             </w:r>
           </w:p>
         </w:tc>
@@ -1115,81 +1129,431 @@
             </w:pPr>
             <w:r>
               <w:rPr>
-                <w:rFonts w:cs="Arial"/>
-                <w:sz w:val="20"/>
+                <w:sz w:val="20"/>
+                <w:szCs w:val="20"/>
               </w:rPr>
               <w:fldChar w:fldCharType="begin"/>
             </w:r>
             <w:r>
               <w:rPr>
-                <w:rFonts w:cs="Arial"/>
-                <w:sz w:val="20"/>
+                <w:sz w:val="20"/>
+                <w:szCs w:val="20"/>
+              </w:rPr>
+              <w:instrText xml:space="preserve"> MERGEFIELD  "[#if (params.versionMap?keys?seq_contains(\"CCA2\"))]"  \* MERGEFORMAT </w:instrText>
+            </w:r>
+            <w:r>
+              <w:rPr>
+                <w:sz w:val="20"/>
+                <w:szCs w:val="20"/>
+              </w:rPr>
+              <w:fldChar w:fldCharType="separate"/>
+            </w:r>
+            <w:r>
+              <w:rPr>
+                <w:noProof/>
+                <w:sz w:val="20"/>
+                <w:szCs w:val="20"/>
+              </w:rPr>
+              <w:t>«[#if (params.versionMap?keys?seq_contain»</w:t>
+            </w:r>
+            <w:r>
+              <w:rPr>
+                <w:sz w:val="20"/>
+                <w:szCs w:val="20"/>
+              </w:rPr>
+              <w:fldChar w:fldCharType="end"/>
+            </w:r>
+            <w:r>
+              <w:rPr>
+                <w:sz w:val="20"/>
+                <w:szCs w:val="20"/>
+              </w:rPr>
+              <w:fldChar w:fldCharType="begin"/>
+            </w:r>
+            <w:r>
+              <w:rPr>
+                <w:sz w:val="20"/>
+                <w:szCs w:val="20"/>
               </w:rPr>
               <w:instrText xml:space="preserve"> MERGEFIELD  ${account.targetUnitIdentifier}  \* MERGEFORMAT </w:instrText>
             </w:r>
             <w:r>
               <w:rPr>
-                <w:rFonts w:cs="Arial"/>
-                <w:sz w:val="20"/>
+                <w:sz w:val="20"/>
+                <w:szCs w:val="20"/>
               </w:rPr>
               <w:fldChar w:fldCharType="separate"/>
             </w:r>
             <w:r>
               <w:rPr>
-                <w:rFonts w:cs="Arial"/>
                 <w:noProof/>
                 <w:sz w:val="20"/>
+                <w:szCs w:val="20"/>
               </w:rPr>
               <w:t>«${account.targetUnitIdentifier}»</w:t>
             </w:r>
             <w:r>
               <w:rPr>
-                <w:rFonts w:cs="Arial"/>
-                <w:sz w:val="20"/>
+                <w:noProof/>
+                <w:sz w:val="20"/>
+                <w:szCs w:val="20"/>
               </w:rPr>
               <w:fldChar w:fldCharType="end"/>
             </w:r>
             <w:r>
               <w:rPr>
-                <w:rFonts w:cs="Arial"/>
-                <w:sz w:val="20"/>
-                <w:lang w:val="el-GR"/>
+                <w:sz w:val="20"/>
+                <w:szCs w:val="20"/>
+                <w:lang w:val="en-US"/>
               </w:rPr>
               <w:t xml:space="preserve"> </w:t>
             </w:r>
             <w:r>
               <w:rPr>
-                <w:rFonts w:cs="Arial"/>
-                <w:sz w:val="20"/>
+                <w:sz w:val="20"/>
+                <w:szCs w:val="20"/>
+              </w:rPr>
+              <w:t>CCA2 Underlying Agreement</w:t>
+            </w:r>
+            <w:r>
+              <w:rPr>
+                <w:sz w:val="20"/>
+                <w:szCs w:val="20"/>
+                <w:lang w:val="en-US"/>
+              </w:rPr>
+              <w:t xml:space="preserve"> </w:t>
+            </w:r>
+            <w:r>
+              <w:rPr>
+                <w:sz w:val="20"/>
+                <w:szCs w:val="20"/>
               </w:rPr>
               <w:fldChar w:fldCharType="begin"/>
             </w:r>
             <w:r>
               <w:rPr>
-                <w:rFonts w:cs="Arial"/>
-                <w:sz w:val="20"/>
-              </w:rPr>
-              <w:instrText xml:space="preserve"> MERGEFIELD  ${params.version}  \* MERGEFORMAT </w:instrText>
-            </w:r>
-            <w:r>
-              <w:rPr>
-                <w:rFonts w:cs="Arial"/>
-                <w:sz w:val="20"/>
+                <w:sz w:val="20"/>
+                <w:szCs w:val="20"/>
+              </w:rPr>
+              <w:instrText xml:space="preserve"> MERGEFIELD  ${params.versionMap[\"CCA2\"]}  \* MERGEFORMAT </w:instrText>
+            </w:r>
+            <w:r>
+              <w:rPr>
+                <w:sz w:val="20"/>
+                <w:szCs w:val="20"/>
               </w:rPr>
               <w:fldChar w:fldCharType="separate"/>
             </w:r>
             <w:r>
               <w:rPr>
-                <w:rFonts w:cs="Arial"/>
                 <w:noProof/>
                 <w:sz w:val="20"/>
-              </w:rPr>
-              <w:t>«${params.version}»</w:t>
-            </w:r>
-            <w:r>
-              <w:rPr>
-                <w:rFonts w:cs="Arial"/>
-                <w:sz w:val="20"/>
+                <w:szCs w:val="20"/>
+              </w:rPr>
+              <w:t>«${params.versionMap["CCA2"]}»</w:t>
+            </w:r>
+            <w:r>
+              <w:rPr>
+                <w:sz w:val="20"/>
+                <w:szCs w:val="20"/>
+              </w:rPr>
+              <w:fldChar w:fldCharType="end"/>
+            </w:r>
+            <w:r>
+              <w:rPr>
+                <w:sz w:val="20"/>
+                <w:szCs w:val="20"/>
+              </w:rPr>
+              <w:fldChar w:fldCharType="begin"/>
+            </w:r>
+            <w:r>
+              <w:rPr>
+                <w:sz w:val="20"/>
+                <w:szCs w:val="20"/>
+              </w:rPr>
+              <w:instrText xml:space="preserve"> MERGEFIELD  [/#if]  \* MERGEFORMAT </w:instrText>
+            </w:r>
+            <w:r>
+              <w:rPr>
+                <w:sz w:val="20"/>
+                <w:szCs w:val="20"/>
+              </w:rPr>
+              <w:fldChar w:fldCharType="separate"/>
+            </w:r>
+            <w:r>
+              <w:rPr>
+                <w:noProof/>
+                <w:sz w:val="20"/>
+                <w:szCs w:val="20"/>
+              </w:rPr>
+              <w:t>«[/#if]»</w:t>
+            </w:r>
+            <w:r>
+              <w:rPr>
+                <w:sz w:val="20"/>
+                <w:szCs w:val="20"/>
+              </w:rPr>
+              <w:fldChar w:fldCharType="end"/>
+            </w:r>
+            <w:r>
+              <w:rPr>
+                <w:sz w:val="20"/>
+                <w:szCs w:val="20"/>
+              </w:rPr>
+              <w:fldChar w:fldCharType="begin"/>
+            </w:r>
+            <w:r>
+              <w:rPr>
+                <w:sz w:val="20"/>
+                <w:szCs w:val="20"/>
+              </w:rPr>
+              <w:instrText xml:space="preserve"> MERGEFIELD  "[#if (params.versionMap?keys?seq_contains(\"CCA2\") &amp;&amp; params.versionMap?keys?seq_contains(\"CCA3\"))]"  \* MERGEFORMAT </w:instrText>
+            </w:r>
+            <w:r>
+              <w:rPr>
+                <w:sz w:val="20"/>
+                <w:szCs w:val="20"/>
+              </w:rPr>
+              <w:fldChar w:fldCharType="separate"/>
+            </w:r>
+            <w:r>
+              <w:rPr>
+                <w:noProof/>
+                <w:sz w:val="20"/>
+                <w:szCs w:val="20"/>
+              </w:rPr>
+              <w:t>«[#if (params.versionMap?keys?seq_contain»</w:t>
+            </w:r>
+            <w:r>
+              <w:rPr>
+                <w:sz w:val="20"/>
+                <w:szCs w:val="20"/>
+              </w:rPr>
+              <w:fldChar w:fldCharType="end"/>
+            </w:r>
+            <w:r>
+              <w:rPr>
+                <w:sz w:val="20"/>
+                <w:szCs w:val="20"/>
+                <w:lang w:val="en-US"/>
+              </w:rPr>
+              <w:t xml:space="preserve">, </w:t>
+            </w:r>
+            <w:r>
+              <w:rPr>
+                <w:sz w:val="20"/>
+                <w:szCs w:val="20"/>
+              </w:rPr>
+              <w:fldChar w:fldCharType="begin"/>
+            </w:r>
+            <w:r>
+              <w:rPr>
+                <w:sz w:val="20"/>
+                <w:szCs w:val="20"/>
+              </w:rPr>
+              <w:instrText xml:space="preserve"> MERGEFIELD  [/#if]  \* MERGEFORMAT </w:instrText>
+            </w:r>
+            <w:r>
+              <w:rPr>
+                <w:sz w:val="20"/>
+                <w:szCs w:val="20"/>
+              </w:rPr>
+              <w:fldChar w:fldCharType="separate"/>
+            </w:r>
+            <w:r>
+              <w:rPr>
+                <w:noProof/>
+                <w:sz w:val="20"/>
+                <w:szCs w:val="20"/>
+              </w:rPr>
+              <w:t>«[/#if]»</w:t>
+            </w:r>
+            <w:r>
+              <w:rPr>
+                <w:sz w:val="20"/>
+                <w:szCs w:val="20"/>
+              </w:rPr>
+              <w:fldChar w:fldCharType="end"/>
+            </w:r>
+            <w:r>
+              <w:rPr>
+                <w:sz w:val="20"/>
+                <w:szCs w:val="20"/>
+              </w:rPr>
+              <w:fldChar w:fldCharType="begin"/>
+            </w:r>
+            <w:r>
+              <w:rPr>
+                <w:sz w:val="20"/>
+                <w:szCs w:val="20"/>
+              </w:rPr>
+              <w:instrText xml:space="preserve"> MERGEFIELD  "[#if (params.versionMap?keys?seq_contains(\"CCA3\"))]"  \* MERGEFORMAT </w:instrText>
+            </w:r>
+            <w:r>
+              <w:rPr>
+                <w:sz w:val="20"/>
+                <w:szCs w:val="20"/>
+              </w:rPr>
+              <w:fldChar w:fldCharType="separate"/>
+            </w:r>
+            <w:r>
+              <w:rPr>
+                <w:noProof/>
+                <w:sz w:val="20"/>
+                <w:szCs w:val="20"/>
+              </w:rPr>
+              <w:t>«[#if (params.versionMap?keys?seq_contain»</w:t>
+            </w:r>
+            <w:r>
+              <w:rPr>
+                <w:sz w:val="20"/>
+                <w:szCs w:val="20"/>
+              </w:rPr>
+              <w:fldChar w:fldCharType="end"/>
+            </w:r>
+            <w:r>
+              <w:rPr>
+                <w:sz w:val="20"/>
+                <w:szCs w:val="20"/>
+              </w:rPr>
+              <w:fldChar w:fldCharType="begin"/>
+            </w:r>
+            <w:r>
+              <w:rPr>
+                <w:sz w:val="20"/>
+                <w:szCs w:val="20"/>
+              </w:rPr>
+              <w:instrText xml:space="preserve"> MERGEFIELD  ${account.targetUnitIdentifier}  \* MERGEFORMAT </w:instrText>
+            </w:r>
+            <w:r>
+              <w:rPr>
+                <w:sz w:val="20"/>
+                <w:szCs w:val="20"/>
+              </w:rPr>
+              <w:fldChar w:fldCharType="separate"/>
+            </w:r>
+            <w:r>
+              <w:rPr>
+                <w:noProof/>
+                <w:sz w:val="20"/>
+                <w:szCs w:val="20"/>
+              </w:rPr>
+              <w:t>«${account.targetUnitIdentifier}»</w:t>
+            </w:r>
+            <w:r>
+              <w:rPr>
+                <w:sz w:val="20"/>
+                <w:szCs w:val="20"/>
+              </w:rPr>
+              <w:fldChar w:fldCharType="end"/>
+            </w:r>
+            <w:r>
+              <w:rPr>
+                <w:sz w:val="20"/>
+                <w:szCs w:val="20"/>
+                <w:lang w:val="en-US"/>
+              </w:rPr>
+              <w:t xml:space="preserve"> </w:t>
+            </w:r>
+            <w:r>
+              <w:rPr>
+                <w:sz w:val="20"/>
+                <w:szCs w:val="20"/>
+              </w:rPr>
+              <w:t>CCA</w:t>
+            </w:r>
+            <w:r>
+              <w:rPr>
+                <w:sz w:val="20"/>
+                <w:szCs w:val="20"/>
+                <w:lang w:val="en-US"/>
+              </w:rPr>
+              <w:t>3</w:t>
+            </w:r>
+            <w:r>
+              <w:rPr>
+                <w:sz w:val="20"/>
+                <w:szCs w:val="20"/>
+              </w:rPr>
+              <w:t xml:space="preserve"> Underlying Agreement</w:t>
+            </w:r>
+            <w:r>
+              <w:rPr>
+                <w:sz w:val="20"/>
+                <w:szCs w:val="20"/>
+                <w:lang w:val="en-US"/>
+              </w:rPr>
+              <w:t xml:space="preserve"> </w:t>
+            </w:r>
+            <w:r>
+              <w:rPr>
+                <w:sz w:val="20"/>
+                <w:szCs w:val="20"/>
+              </w:rPr>
+              <w:fldChar w:fldCharType="begin"/>
+            </w:r>
+            <w:r>
+              <w:rPr>
+                <w:sz w:val="20"/>
+                <w:szCs w:val="20"/>
+              </w:rPr>
+              <w:instrText xml:space="preserve"> MERGEFIELD  ${params.versionMap[\"CCA3\"]}  \* MERGEFORMAT </w:instrText>
+            </w:r>
+            <w:r>
+              <w:rPr>
+                <w:sz w:val="20"/>
+                <w:szCs w:val="20"/>
+              </w:rPr>
+              <w:fldChar w:fldCharType="separate"/>
+            </w:r>
+            <w:r>
+              <w:rPr>
+                <w:noProof/>
+                <w:sz w:val="20"/>
+                <w:szCs w:val="20"/>
+              </w:rPr>
+              <w:t>«${params.versionMap["CCA3"]}»</w:t>
+            </w:r>
+            <w:r>
+              <w:rPr>
+                <w:sz w:val="20"/>
+                <w:szCs w:val="20"/>
+              </w:rPr>
+              <w:fldChar w:fldCharType="end"/>
+            </w:r>
+            <w:r>
+              <w:rPr>
+                <w:sz w:val="20"/>
+                <w:szCs w:val="20"/>
+              </w:rPr>
+              <w:fldChar w:fldCharType="begin"/>
+            </w:r>
+            <w:r>
+              <w:rPr>
+                <w:sz w:val="20"/>
+                <w:szCs w:val="20"/>
+              </w:rPr>
+              <w:instrText xml:space="preserve"> MERGEFIELD  [/#if]  \* MERGEFORMAT </w:instrText>
+            </w:r>
+            <w:r>
+              <w:rPr>
+                <w:sz w:val="20"/>
+                <w:szCs w:val="20"/>
+              </w:rPr>
+              <w:fldChar w:fldCharType="separate"/>
+            </w:r>
+            <w:r>
+              <w:rPr>
+                <w:noProof/>
+                <w:sz w:val="20"/>
+                <w:szCs w:val="20"/>
+              </w:rPr>
+              <w:t>«[/#if]»</w:t>
+            </w:r>
+            <w:r>
+              <w:rPr>
+                <w:sz w:val="20"/>
+                <w:szCs w:val="20"/>
               </w:rPr>
               <w:fldChar w:fldCharType="end"/>
             </w:r>
@@ -1504,6 +1868,7 @@
           <w:sz w:val="20"/>
           <w:szCs w:val="20"/>
         </w:rPr>
+        <w:lastRenderedPageBreak/>
         <w:drawing>
           <wp:inline distT="0" distB="0" distL="0" distR="0" wp14:anchorId="11E7CA6E" wp14:editId="6C2C3540">
             <wp:extent cx="1889760" cy="899160"/>
@@ -6675,88 +7040,6 @@
 </file>
 
 <file path=customXml/item1.xml><?xml version="1.0" encoding="utf-8"?>
-<p:properties xmlns:p="http://schemas.microsoft.com/office/2006/metadata/properties" xmlns:xsi="http://www.w3.org/2001/XMLSchema-instance" xmlns:pc="http://schemas.microsoft.com/office/infopath/2007/PartnerControls">
-  <documentManagement>
-    <Government_x0020_Body xmlns="b413c3fd-5a3b-4239-b985-69032e371c04">BEIS</Government_x0020_Body>
-    <Date_x0020_Opened xmlns="b413c3fd-5a3b-4239-b985-69032e371c04">2024-09-25T08:31:52+00:00</Date_x0020_Opened>
-    <LegacyData xmlns="aaacb922-5235-4a66-b188-303b9b46fbd7" xsi:nil="true"/>
-    <Descriptor xmlns="0063f72e-ace3-48fb-9c1f-5b513408b31f" xsi:nil="true"/>
-    <m975189f4ba442ecbf67d4147307b177 xmlns="faac64c1-01ff-446a-acab-2cde8bf797ec">
-      <Terms xmlns="http://schemas.microsoft.com/office/infopath/2007/PartnerControls">
-        <TermInfo xmlns="http://schemas.microsoft.com/office/infopath/2007/PartnerControls">
-          <TermName xmlns="http://schemas.microsoft.com/office/infopath/2007/PartnerControls">BEIS:Net Zero, Buildings and Industry:Industrial Energy:UK ETS Delivery</TermName>
-          <TermId xmlns="http://schemas.microsoft.com/office/infopath/2007/PartnerControls">1788b8e5-6d0a-4cde-aaf0-425d3e6d5788</TermId>
-        </TermInfo>
-      </Terms>
-    </m975189f4ba442ecbf67d4147307b177>
-    <TaxCatchAll xmlns="faac64c1-01ff-446a-acab-2cde8bf797ec">
-      <Value>1</Value>
-    </TaxCatchAll>
-    <Security_x0020_Classification xmlns="0063f72e-ace3-48fb-9c1f-5b513408b31f">OFFICIAL</Security_x0020_Classification>
-    <lcf76f155ced4ddcb4097134ff3c332f xmlns="2baed3fd-e151-4071-ba61-84ee9d9612ee">
-      <Terms xmlns="http://schemas.microsoft.com/office/infopath/2007/PartnerControls"/>
-    </lcf76f155ced4ddcb4097134ff3c332f>
-    <Retention_x0020_Label xmlns="a8f60570-4bd3-4f2b-950b-a996de8ab151" xsi:nil="true"/>
-    <Date_x0020_Closed xmlns="b413c3fd-5a3b-4239-b985-69032e371c04" xsi:nil="true"/>
-  </documentManagement>
-</p:properties>
-</file>
-
-<file path=customXml/item2.xml><?xml version="1.0" encoding="utf-8"?>
-<LongProperties xmlns="http://schemas.microsoft.com/office/2006/metadata/longProperties"/>
-</file>
-
-<file path=customXml/item3.xml><?xml version="1.0" encoding="utf-8"?>
-<?mso-contentType ?>
-<spe:Receivers xmlns:spe="http://schemas.microsoft.com/sharepoint/events">
-  <Receiver>
-    <Name>Document ID Generator</Name>
-    <Synchronization>Synchronous</Synchronization>
-    <Type>10001</Type>
-    <SequenceNumber>1000</SequenceNumber>
-    <Url/>
-    <Assembly>Microsoft.Office.DocumentManagement, Version=16.0.0.0, Culture=neutral, PublicKeyToken=71e9bce111e9429c</Assembly>
-    <Class>Microsoft.Office.DocumentManagement.Internal.DocIdHandler</Class>
-    <Data/>
-    <Filter/>
-  </Receiver>
-  <Receiver>
-    <Name>Document ID Generator</Name>
-    <Synchronization>Synchronous</Synchronization>
-    <Type>10002</Type>
-    <SequenceNumber>1001</SequenceNumber>
-    <Url/>
-    <Assembly>Microsoft.Office.DocumentManagement, Version=16.0.0.0, Culture=neutral, PublicKeyToken=71e9bce111e9429c</Assembly>
-    <Class>Microsoft.Office.DocumentManagement.Internal.DocIdHandler</Class>
-    <Data/>
-    <Filter/>
-  </Receiver>
-  <Receiver>
-    <Name>Document ID Generator</Name>
-    <Synchronization>Synchronous</Synchronization>
-    <Type>10004</Type>
-    <SequenceNumber>1002</SequenceNumber>
-    <Url/>
-    <Assembly>Microsoft.Office.DocumentManagement, Version=16.0.0.0, Culture=neutral, PublicKeyToken=71e9bce111e9429c</Assembly>
-    <Class>Microsoft.Office.DocumentManagement.Internal.DocIdHandler</Class>
-    <Data/>
-    <Filter/>
-  </Receiver>
-  <Receiver>
-    <Name>Document ID Generator</Name>
-    <Synchronization>Synchronous</Synchronization>
-    <Type>10006</Type>
-    <SequenceNumber>1003</SequenceNumber>
-    <Url/>
-    <Assembly>Microsoft.Office.DocumentManagement, Version=16.0.0.0, Culture=neutral, PublicKeyToken=71e9bce111e9429c</Assembly>
-    <Class>Microsoft.Office.DocumentManagement.Internal.DocIdHandler</Class>
-    <Data/>
-    <Filter/>
-  </Receiver>
-</spe:Receivers>
-</file>
-
-<file path=customXml/item4.xml><?xml version="1.0" encoding="utf-8"?>
 <?mso-contentType ?>
 <FormTemplates xmlns="http://schemas.microsoft.com/sharepoint/v3/contenttype/forms">
   <Display>DocumentLibraryForm</Display>
@@ -6765,7 +7048,7 @@
 </FormTemplates>
 </file>
 
-<file path=customXml/item5.xml><?xml version="1.0" encoding="utf-8"?>
+<file path=customXml/item2.xml><?xml version="1.0" encoding="utf-8"?>
 <ct:contentTypeSchema xmlns:ct="http://schemas.microsoft.com/office/2006/metadata/contentType" xmlns:ma="http://schemas.microsoft.com/office/2006/metadata/properties/metaAttributes" ct:_="" ma:_="" ma:contentTypeName="Document" ma:contentTypeID="0x01010021FBFA0342EB724A95B4909723D26D68" ma:contentTypeVersion="26" ma:contentTypeDescription="Create a new document." ma:contentTypeScope="" ma:versionID="ce9128d41b1af608ba1c196b42a8dbd5">
   <xsd:schema xmlns:xsd="http://www.w3.org/2001/XMLSchema" xmlns:xs="http://www.w3.org/2001/XMLSchema" xmlns:p="http://schemas.microsoft.com/office/2006/metadata/properties" xmlns:ns2="faac64c1-01ff-446a-acab-2cde8bf797ec" xmlns:ns3="0063f72e-ace3-48fb-9c1f-5b513408b31f" xmlns:ns4="b413c3fd-5a3b-4239-b985-69032e371c04" xmlns:ns5="a8f60570-4bd3-4f2b-950b-a996de8ab151" xmlns:ns6="aaacb922-5235-4a66-b188-303b9b46fbd7" xmlns:ns7="2baed3fd-e151-4071-ba61-84ee9d9612ee" targetNamespace="http://schemas.microsoft.com/office/2006/metadata/properties" ma:root="true" ma:fieldsID="2a7ed604f0594f3fb732c0ca6b9e4075" ns2:_="" ns3:_="" ns4:_="" ns5:_="" ns6:_="" ns7:_="">
     <xsd:import namespace="faac64c1-01ff-446a-acab-2cde8bf797ec"/>
@@ -7132,42 +7415,93 @@
 </ct:contentTypeSchema>
 </file>
 
-<file path=customXml/item6.xml><?xml version="1.0" encoding="utf-8"?>
+<file path=customXml/item3.xml><?xml version="1.0" encoding="utf-8"?>
 <b:Sources xmlns:b="http://schemas.openxmlformats.org/officeDocument/2006/bibliography" xmlns="http://schemas.openxmlformats.org/officeDocument/2006/bibliography" SelectedStyle="\APA.XSL" StyleName="APA"/>
 </file>
 
-<file path=customXml/itemProps1.xml><?xml version="1.0" encoding="utf-8"?>
-<ds:datastoreItem xmlns:ds="http://schemas.openxmlformats.org/officeDocument/2006/customXml" ds:itemID="{5A8BB68E-F488-4D6D-AE52-775F1B0309F5}">
-  <ds:schemaRefs>
-    <ds:schemaRef ds:uri="http://schemas.microsoft.com/office/2006/metadata/properties"/>
-    <ds:schemaRef ds:uri="http://schemas.microsoft.com/office/infopath/2007/PartnerControls"/>
-    <ds:schemaRef ds:uri="b413c3fd-5a3b-4239-b985-69032e371c04"/>
-    <ds:schemaRef ds:uri="aaacb922-5235-4a66-b188-303b9b46fbd7"/>
-    <ds:schemaRef ds:uri="0063f72e-ace3-48fb-9c1f-5b513408b31f"/>
-    <ds:schemaRef ds:uri="faac64c1-01ff-446a-acab-2cde8bf797ec"/>
-    <ds:schemaRef ds:uri="2baed3fd-e151-4071-ba61-84ee9d9612ee"/>
-    <ds:schemaRef ds:uri="a8f60570-4bd3-4f2b-950b-a996de8ab151"/>
-  </ds:schemaRefs>
-</ds:datastoreItem>
+<file path=customXml/item4.xml><?xml version="1.0" encoding="utf-8"?>
+<p:properties xmlns:p="http://schemas.microsoft.com/office/2006/metadata/properties" xmlns:xsi="http://www.w3.org/2001/XMLSchema-instance" xmlns:pc="http://schemas.microsoft.com/office/infopath/2007/PartnerControls">
+  <documentManagement>
+    <Government_x0020_Body xmlns="b413c3fd-5a3b-4239-b985-69032e371c04">BEIS</Government_x0020_Body>
+    <Date_x0020_Opened xmlns="b413c3fd-5a3b-4239-b985-69032e371c04">2024-09-25T08:31:52+00:00</Date_x0020_Opened>
+    <LegacyData xmlns="aaacb922-5235-4a66-b188-303b9b46fbd7" xsi:nil="true"/>
+    <Descriptor xmlns="0063f72e-ace3-48fb-9c1f-5b513408b31f" xsi:nil="true"/>
+    <m975189f4ba442ecbf67d4147307b177 xmlns="faac64c1-01ff-446a-acab-2cde8bf797ec">
+      <Terms xmlns="http://schemas.microsoft.com/office/infopath/2007/PartnerControls">
+        <TermInfo xmlns="http://schemas.microsoft.com/office/infopath/2007/PartnerControls">
+          <TermName xmlns="http://schemas.microsoft.com/office/infopath/2007/PartnerControls">BEIS:Net Zero, Buildings and Industry:Industrial Energy:UK ETS Delivery</TermName>
+          <TermId xmlns="http://schemas.microsoft.com/office/infopath/2007/PartnerControls">1788b8e5-6d0a-4cde-aaf0-425d3e6d5788</TermId>
+        </TermInfo>
+      </Terms>
+    </m975189f4ba442ecbf67d4147307b177>
+    <TaxCatchAll xmlns="faac64c1-01ff-446a-acab-2cde8bf797ec">
+      <Value>1</Value>
+    </TaxCatchAll>
+    <Security_x0020_Classification xmlns="0063f72e-ace3-48fb-9c1f-5b513408b31f">OFFICIAL</Security_x0020_Classification>
+    <lcf76f155ced4ddcb4097134ff3c332f xmlns="2baed3fd-e151-4071-ba61-84ee9d9612ee">
+      <Terms xmlns="http://schemas.microsoft.com/office/infopath/2007/PartnerControls"/>
+    </lcf76f155ced4ddcb4097134ff3c332f>
+    <Retention_x0020_Label xmlns="a8f60570-4bd3-4f2b-950b-a996de8ab151" xsi:nil="true"/>
+    <Date_x0020_Closed xmlns="b413c3fd-5a3b-4239-b985-69032e371c04" xsi:nil="true"/>
+  </documentManagement>
+</p:properties>
 </file>
 
-<file path=customXml/itemProps2.xml><?xml version="1.0" encoding="utf-8"?>
-<ds:datastoreItem xmlns:ds="http://schemas.openxmlformats.org/officeDocument/2006/customXml" ds:itemID="{6DFB9ACF-4A30-48E9-97D5-DB395301BC70}">
-  <ds:schemaRefs>
-    <ds:schemaRef ds:uri="http://schemas.microsoft.com/office/2006/metadata/longProperties"/>
-  </ds:schemaRefs>
-</ds:datastoreItem>
+<file path=customXml/item5.xml><?xml version="1.0" encoding="utf-8"?>
+<LongProperties xmlns="http://schemas.microsoft.com/office/2006/metadata/longProperties"/>
 </file>
 
-<file path=customXml/itemProps3.xml><?xml version="1.0" encoding="utf-8"?>
-<ds:datastoreItem xmlns:ds="http://schemas.openxmlformats.org/officeDocument/2006/customXml" ds:itemID="{A2CAF256-D854-41BB-AF4E-34D3B6FFFEB8}">
-  <ds:schemaRefs>
-    <ds:schemaRef ds:uri="http://schemas.microsoft.com/sharepoint/events"/>
-  </ds:schemaRefs>
-</ds:datastoreItem>
+<file path=customXml/item6.xml><?xml version="1.0" encoding="utf-8"?>
+<?mso-contentType ?>
+<spe:Receivers xmlns:spe="http://schemas.microsoft.com/sharepoint/events">
+  <Receiver>
+    <Name>Document ID Generator</Name>
+    <Synchronization>Synchronous</Synchronization>
+    <Type>10001</Type>
+    <SequenceNumber>1000</SequenceNumber>
+    <Url/>
+    <Assembly>Microsoft.Office.DocumentManagement, Version=16.0.0.0, Culture=neutral, PublicKeyToken=71e9bce111e9429c</Assembly>
+    <Class>Microsoft.Office.DocumentManagement.Internal.DocIdHandler</Class>
+    <Data/>
+    <Filter/>
+  </Receiver>
+  <Receiver>
+    <Name>Document ID Generator</Name>
+    <Synchronization>Synchronous</Synchronization>
+    <Type>10002</Type>
+    <SequenceNumber>1001</SequenceNumber>
+    <Url/>
+    <Assembly>Microsoft.Office.DocumentManagement, Version=16.0.0.0, Culture=neutral, PublicKeyToken=71e9bce111e9429c</Assembly>
+    <Class>Microsoft.Office.DocumentManagement.Internal.DocIdHandler</Class>
+    <Data/>
+    <Filter/>
+  </Receiver>
+  <Receiver>
+    <Name>Document ID Generator</Name>
+    <Synchronization>Synchronous</Synchronization>
+    <Type>10004</Type>
+    <SequenceNumber>1002</SequenceNumber>
+    <Url/>
+    <Assembly>Microsoft.Office.DocumentManagement, Version=16.0.0.0, Culture=neutral, PublicKeyToken=71e9bce111e9429c</Assembly>
+    <Class>Microsoft.Office.DocumentManagement.Internal.DocIdHandler</Class>
+    <Data/>
+    <Filter/>
+  </Receiver>
+  <Receiver>
+    <Name>Document ID Generator</Name>
+    <Synchronization>Synchronous</Synchronization>
+    <Type>10006</Type>
+    <SequenceNumber>1003</SequenceNumber>
+    <Url/>
+    <Assembly>Microsoft.Office.DocumentManagement, Version=16.0.0.0, Culture=neutral, PublicKeyToken=71e9bce111e9429c</Assembly>
+    <Class>Microsoft.Office.DocumentManagement.Internal.DocIdHandler</Class>
+    <Data/>
+    <Filter/>
+  </Receiver>
+</spe:Receivers>
 </file>
 
-<file path=customXml/itemProps4.xml><?xml version="1.0" encoding="utf-8"?>
+<file path=customXml/itemProps1.xml><?xml version="1.0" encoding="utf-8"?>
 <ds:datastoreItem xmlns:ds="http://schemas.openxmlformats.org/officeDocument/2006/customXml" ds:itemID="{356D4027-F1BC-4409-A54C-9C6B462BFA94}">
   <ds:schemaRefs>
     <ds:schemaRef ds:uri="http://schemas.microsoft.com/sharepoint/v3/contenttype/forms"/>
@@ -7175,7 +7509,7 @@
 </ds:datastoreItem>
 </file>
 
-<file path=customXml/itemProps5.xml><?xml version="1.0" encoding="utf-8"?>
+<file path=customXml/itemProps2.xml><?xml version="1.0" encoding="utf-8"?>
 <ds:datastoreItem xmlns:ds="http://schemas.openxmlformats.org/officeDocument/2006/customXml" ds:itemID="{31B13121-9B9F-4333-BCEF-E87159B3F796}">
   <ds:schemaRefs>
     <ds:schemaRef ds:uri="http://schemas.microsoft.com/office/2006/metadata/contentType"/>
@@ -7198,10 +7532,41 @@
 </ds:datastoreItem>
 </file>
 
-<file path=customXml/itemProps6.xml><?xml version="1.0" encoding="utf-8"?>
+<file path=customXml/itemProps3.xml><?xml version="1.0" encoding="utf-8"?>
 <ds:datastoreItem xmlns:ds="http://schemas.openxmlformats.org/officeDocument/2006/customXml" ds:itemID="{FE7AD86C-DE8E-4F1E-9057-277333106F43}">
   <ds:schemaRefs>
     <ds:schemaRef ds:uri="http://schemas.openxmlformats.org/officeDocument/2006/bibliography"/>
   </ds:schemaRefs>
 </ds:datastoreItem>
+</file>
+
+<file path=customXml/itemProps4.xml><?xml version="1.0" encoding="utf-8"?>
+<ds:datastoreItem xmlns:ds="http://schemas.openxmlformats.org/officeDocument/2006/customXml" ds:itemID="{5A8BB68E-F488-4D6D-AE52-775F1B0309F5}">
+  <ds:schemaRefs>
+    <ds:schemaRef ds:uri="http://schemas.microsoft.com/office/2006/metadata/properties"/>
+    <ds:schemaRef ds:uri="http://schemas.microsoft.com/office/infopath/2007/PartnerControls"/>
+    <ds:schemaRef ds:uri="b413c3fd-5a3b-4239-b985-69032e371c04"/>
+    <ds:schemaRef ds:uri="aaacb922-5235-4a66-b188-303b9b46fbd7"/>
+    <ds:schemaRef ds:uri="0063f72e-ace3-48fb-9c1f-5b513408b31f"/>
+    <ds:schemaRef ds:uri="faac64c1-01ff-446a-acab-2cde8bf797ec"/>
+    <ds:schemaRef ds:uri="2baed3fd-e151-4071-ba61-84ee9d9612ee"/>
+    <ds:schemaRef ds:uri="a8f60570-4bd3-4f2b-950b-a996de8ab151"/>
+  </ds:schemaRefs>
+</ds:datastoreItem>
+</file>
+
+<file path=customXml/itemProps5.xml><?xml version="1.0" encoding="utf-8"?>
+<ds:datastoreItem xmlns:ds="http://schemas.openxmlformats.org/officeDocument/2006/customXml" ds:itemID="{6DFB9ACF-4A30-48E9-97D5-DB395301BC70}">
+  <ds:schemaRefs>
+    <ds:schemaRef ds:uri="http://schemas.microsoft.com/office/2006/metadata/longProperties"/>
+  </ds:schemaRefs>
+</ds:datastoreItem>
+</file>
+
+<file path=customXml/itemProps6.xml><?xml version="1.0" encoding="utf-8"?>
+<ds:datastoreItem xmlns:ds="http://schemas.openxmlformats.org/officeDocument/2006/customXml" ds:itemID="{A2CAF256-D854-41BB-AF4E-34D3B6FFFEB8}">
+  <ds:schemaRefs>
+    <ds:schemaRef ds:uri="http://schemas.microsoft.com/sharepoint/events"/>
+  </ds:schemaRefs>
+</ds:datastoreItem>
 </file>